--- a/doc/詩/唐朝/李白/李白-黃鶴樓送孟浩然之廣陵.docx
+++ b/doc/詩/唐朝/李白/李白-黃鶴樓送孟浩然之廣陵.docx
@@ -1,6 +1,6 @@
 
 <file path=word/document.xml><?xml version="1.0" encoding="utf-8"?>
-<w:document xmlns:wpc="http://schemas.microsoft.com/office/word/2010/wordprocessingCanvas" xmlns:cx="http://schemas.microsoft.com/office/drawing/2014/chartex" xmlns:cx1="http://schemas.microsoft.com/office/drawing/2015/9/8/chartex" xmlns:cx2="http://schemas.microsoft.com/office/drawing/2015/10/21/chartex" xmlns:cx3="http://schemas.microsoft.com/office/drawing/2016/5/9/chartex" xmlns:cx4="http://schemas.microsoft.com/office/drawing/2016/5/10/chartex" xmlns:cx5="http://schemas.microsoft.com/office/drawing/2016/5/11/chartex" xmlns:cx6="http://schemas.microsoft.com/office/drawing/2016/5/12/chartex" xmlns:cx7="http://schemas.microsoft.com/office/drawing/2016/5/13/chartex" xmlns:cx8="http://schemas.microsoft.com/office/drawing/2016/5/14/chartex" xmlns:mc="http://schemas.openxmlformats.org/markup-compatibility/2006" xmlns:aink="http://schemas.microsoft.com/office/drawing/2016/ink" xmlns:am3d="http://schemas.microsoft.com/office/drawing/2017/model3d" xmlns:o="urn:schemas-microsoft-com:office:office" xmlns:r="http://schemas.openxmlformats.org/officeDocument/2006/relationships" xmlns:m="http://schemas.openxmlformats.org/officeDocument/2006/math" xmlns:v="urn:schemas-microsoft-com:vml" xmlns:wp14="http://schemas.microsoft.com/office/word/2010/wordprocessingDrawing" xmlns:wp="http://schemas.openxmlformats.org/drawingml/2006/wordprocessingDrawing" xmlns:w10="urn:schemas-microsoft-com:office:word" xmlns:w="http://schemas.openxmlformats.org/wordprocessingml/2006/main" xmlns:w14="http://schemas.microsoft.com/office/word/2010/wordml" xmlns:w15="http://schemas.microsoft.com/office/word/2012/wordml" xmlns:w16cex="http://schemas.microsoft.com/office/word/2018/wordml/cex" xmlns:w16cid="http://schemas.microsoft.com/office/word/2016/wordml/cid" xmlns:w16="http://schemas.microsoft.com/office/word/2018/wordml" xmlns:w16sdtdh="http://schemas.microsoft.com/office/word/2020/wordml/sdtdatahash" xmlns:w16se="http://schemas.microsoft.com/office/word/2015/wordml/symex" xmlns:wpg="http://schemas.microsoft.com/office/word/2010/wordprocessingGroup" xmlns:wpi="http://schemas.microsoft.com/office/word/2010/wordprocessingInk" xmlns:wne="http://schemas.microsoft.com/office/word/2006/wordml" xmlns:wps="http://schemas.microsoft.com/office/word/2010/wordprocessingShape" mc:Ignorable="w14 w15 w16se w16cid w16 w16cex w16sdtdh wp14">
+<w:document xmlns:wpc="http://schemas.microsoft.com/office/word/2010/wordprocessingCanvas" xmlns:cx="http://schemas.microsoft.com/office/drawing/2014/chartex" xmlns:cx1="http://schemas.microsoft.com/office/drawing/2015/9/8/chartex" xmlns:cx2="http://schemas.microsoft.com/office/drawing/2015/10/21/chartex" xmlns:cx3="http://schemas.microsoft.com/office/drawing/2016/5/9/chartex" xmlns:cx4="http://schemas.microsoft.com/office/drawing/2016/5/10/chartex" xmlns:cx5="http://schemas.microsoft.com/office/drawing/2016/5/11/chartex" xmlns:cx6="http://schemas.microsoft.com/office/drawing/2016/5/12/chartex" xmlns:cx7="http://schemas.microsoft.com/office/drawing/2016/5/13/chartex" xmlns:cx8="http://schemas.microsoft.com/office/drawing/2016/5/14/chartex" xmlns:mc="http://schemas.openxmlformats.org/markup-compatibility/2006" xmlns:aink="http://schemas.microsoft.com/office/drawing/2016/ink" xmlns:am3d="http://schemas.microsoft.com/office/drawing/2017/model3d" xmlns:o="urn:schemas-microsoft-com:office:office" xmlns:oel="http://schemas.microsoft.com/office/2019/extlst" xmlns:r="http://schemas.openxmlformats.org/officeDocument/2006/relationships" xmlns:m="http://schemas.openxmlformats.org/officeDocument/2006/math" xmlns:v="urn:schemas-microsoft-com:vml" xmlns:wp14="http://schemas.microsoft.com/office/word/2010/wordprocessingDrawing" xmlns:wp="http://schemas.openxmlformats.org/drawingml/2006/wordprocessingDrawing" xmlns:w10="urn:schemas-microsoft-com:office:word" xmlns:w="http://schemas.openxmlformats.org/wordprocessingml/2006/main" xmlns:w14="http://schemas.microsoft.com/office/word/2010/wordml" xmlns:w15="http://schemas.microsoft.com/office/word/2012/wordml" xmlns:w16cex="http://schemas.microsoft.com/office/word/2018/wordml/cex" xmlns:w16cid="http://schemas.microsoft.com/office/word/2016/wordml/cid" xmlns:w16="http://schemas.microsoft.com/office/word/2018/wordml" xmlns:w16du="http://schemas.microsoft.com/office/word/2023/wordml/word16du" xmlns:w16sdtdh="http://schemas.microsoft.com/office/word/2020/wordml/sdtdatahash" xmlns:w16sdtfl="http://schemas.microsoft.com/office/word/2024/wordml/sdtformatlock" xmlns:w16se="http://schemas.microsoft.com/office/word/2015/wordml/symex" xmlns:wpg="http://schemas.microsoft.com/office/word/2010/wordprocessingGroup" xmlns:wpi="http://schemas.microsoft.com/office/word/2010/wordprocessingInk" xmlns:wne="http://schemas.microsoft.com/office/word/2006/wordml" xmlns:wps="http://schemas.microsoft.com/office/word/2010/wordprocessingShape" mc:Ignorable="w14 w15 w16se w16cid w16 w16cex w16sdtdh w16sdtfl w16du wp14">
   <w:body>
     <w:p>
       <w:pPr>
@@ -78,7 +78,6 @@
           <w:szCs w:val="30"/>
         </w:rPr>
       </w:pPr>
-      <w:proofErr w:type="gramStart"/>
       <w:r>
         <w:rPr>
           <w:rFonts w:ascii="標楷體" w:eastAsia="標楷體" w:hAnsi="標楷體" w:cs="Arial" w:hint="eastAsia"/>
@@ -86,37 +85,7 @@
           <w:sz w:val="30"/>
           <w:szCs w:val="30"/>
         </w:rPr>
-        <w:t>故人西辭黃鶴樓</w:t>
-      </w:r>
-      <w:proofErr w:type="gramEnd"/>
-      <w:r>
-        <w:rPr>
-          <w:rFonts w:ascii="標楷體" w:eastAsia="標楷體" w:hAnsi="標楷體" w:cs="Arial" w:hint="eastAsia"/>
-          <w:color w:val="0F0F0F"/>
-          <w:sz w:val="30"/>
-          <w:szCs w:val="30"/>
-        </w:rPr>
-        <w:t>，煙花三月下揚州。</w:t>
-      </w:r>
-      <w:proofErr w:type="gramStart"/>
-      <w:r>
-        <w:rPr>
-          <w:rFonts w:ascii="標楷體" w:eastAsia="標楷體" w:hAnsi="標楷體" w:cs="Arial" w:hint="eastAsia"/>
-          <w:color w:val="0F0F0F"/>
-          <w:sz w:val="30"/>
-          <w:szCs w:val="30"/>
-        </w:rPr>
-        <w:t>孤帆遠影</w:t>
-      </w:r>
-      <w:proofErr w:type="gramEnd"/>
-      <w:r>
-        <w:rPr>
-          <w:rFonts w:ascii="標楷體" w:eastAsia="標楷體" w:hAnsi="標楷體" w:cs="Arial" w:hint="eastAsia"/>
-          <w:color w:val="0F0F0F"/>
-          <w:sz w:val="30"/>
-          <w:szCs w:val="30"/>
-        </w:rPr>
-        <w:t>碧空盡，唯見長江天際流。</w:t>
+        <w:t>故人西辭黃鶴樓，煙花三月下揚州。孤帆遠影碧空盡，唯見長江天際流。</w:t>
       </w:r>
     </w:p>
     <w:p>
@@ -145,8 +114,8 @@
           <w:ilvl w:val="0"/>
           <w:numId w:val="1"/>
         </w:numPr>
-        <w:spacing w:line="360" w:lineRule="exact"/>
-        <w:ind w:leftChars="0" w:left="482"/>
+        <w:spacing w:line="440" w:lineRule="exact"/>
+        <w:ind w:leftChars="0" w:left="284" w:hanging="282"/>
         <w:jc w:val="both"/>
         <w:rPr>
           <w:rFonts w:ascii="標楷體" w:eastAsia="標楷體" w:hAnsi="標楷體" w:cs="新細明體"/>
@@ -164,12 +133,37 @@
       </w:r>
       <w:r>
         <w:rPr>
+          <w:rFonts w:ascii="標楷體" w:eastAsia="標楷體" w:hAnsi="標楷體" w:cs="標楷體"/>
+          <w:sz w:val="28"/>
+          <w:szCs w:val="28"/>
+        </w:rPr>
+        <w:t>樓名，位於</w:t>
+      </w:r>
+      <w:r>
+        <w:rPr>
+          <w:rFonts w:ascii="標楷體" w:eastAsia="標楷體" w:hAnsi="標楷體" w:cs="標楷體"/>
+          <w:sz w:val="28"/>
+          <w:szCs w:val="28"/>
+          <w:u w:val="single"/>
+        </w:rPr>
+        <w:t>湖北省</w:t>
+      </w:r>
+      <w:r>
+        <w:rPr>
           <w:rFonts w:ascii="標楷體" w:eastAsia="標楷體" w:hAnsi="標楷體" w:cs="標楷體" w:hint="eastAsia"/>
           <w:sz w:val="28"/>
           <w:szCs w:val="28"/>
-          <w:u w:val="single"/>
-        </w:rPr>
-        <w:t>中國</w:t>
+        </w:rPr>
+        <w:t xml:space="preserve"> </w:t>
+      </w:r>
+      <w:r>
+        <w:rPr>
+          <w:rFonts w:ascii="標楷體" w:eastAsia="標楷體" w:hAnsi="標楷體" w:cs="標楷體"/>
+          <w:sz w:val="28"/>
+          <w:szCs w:val="28"/>
+          <w:u w:val="single"/>
+        </w:rPr>
+        <w:t>武漢市</w:t>
       </w:r>
       <w:r>
         <w:rPr>
@@ -177,176 +171,51 @@
           <w:sz w:val="28"/>
           <w:szCs w:val="28"/>
         </w:rPr>
-        <w:t>著名的名勝古蹟，故址在今</w:t>
+        <w:t xml:space="preserve"> </w:t>
+      </w:r>
+      <w:r>
+        <w:rPr>
+          <w:rFonts w:ascii="標楷體" w:eastAsia="標楷體" w:hAnsi="標楷體" w:cs="標楷體"/>
+          <w:sz w:val="28"/>
+          <w:szCs w:val="28"/>
+          <w:u w:val="single"/>
+        </w:rPr>
+        <w:t>武昌</w:t>
+      </w:r>
+      <w:r>
+        <w:rPr>
+          <w:rFonts w:ascii="標楷體" w:eastAsia="標楷體" w:hAnsi="標楷體" w:cs="標楷體"/>
+          <w:sz w:val="28"/>
+          <w:szCs w:val="28"/>
+        </w:rPr>
+        <w:t>蛇山黃鶴磯上，相傳</w:t>
+      </w:r>
+      <w:r>
+        <w:rPr>
+          <w:rFonts w:ascii="標楷體" w:eastAsia="標楷體" w:hAnsi="標楷體" w:cs="標楷體"/>
+          <w:sz w:val="28"/>
+          <w:szCs w:val="28"/>
+          <w:u w:val="single"/>
+        </w:rPr>
+        <w:t>費禕</w:t>
       </w:r>
       <w:r>
         <w:rPr>
           <w:rFonts w:ascii="標楷體" w:eastAsia="標楷體" w:hAnsi="標楷體" w:cs="標楷體" w:hint="eastAsia"/>
           <w:sz w:val="28"/>
           <w:szCs w:val="28"/>
-          <w:u w:val="single"/>
-        </w:rPr>
-        <w:t>湖北</w:t>
+        </w:rPr>
+        <w:t>(</w:t>
       </w:r>
       <w:r>
         <w:rPr>
           <w:rFonts w:ascii="標楷體" w:eastAsia="標楷體" w:hAnsi="標楷體" w:cs="標楷體" w:hint="eastAsia"/>
-          <w:sz w:val="28"/>
-          <w:szCs w:val="28"/>
-        </w:rPr>
-        <w:t xml:space="preserve"> </w:t>
-      </w:r>
-      <w:r>
-        <w:rPr>
-          <w:rFonts w:ascii="標楷體" w:eastAsia="標楷體" w:hAnsi="標楷體" w:cs="標楷體" w:hint="eastAsia"/>
-          <w:sz w:val="28"/>
-          <w:szCs w:val="28"/>
-          <w:u w:val="single"/>
-        </w:rPr>
-        <w:t>武漢市</w:t>
-      </w:r>
-      <w:r>
-        <w:rPr>
-          <w:rFonts w:ascii="標楷體" w:eastAsia="標楷體" w:hAnsi="標楷體" w:cs="標楷體" w:hint="eastAsia"/>
-          <w:sz w:val="28"/>
-          <w:szCs w:val="28"/>
-        </w:rPr>
-        <w:t xml:space="preserve"> </w:t>
-      </w:r>
-      <w:r>
-        <w:rPr>
-          <w:rFonts w:ascii="標楷體" w:eastAsia="標楷體" w:hAnsi="標楷體" w:cs="標楷體" w:hint="eastAsia"/>
-          <w:sz w:val="28"/>
-          <w:szCs w:val="28"/>
-          <w:u w:val="single"/>
-        </w:rPr>
-        <w:t>武昌</w:t>
-      </w:r>
-      <w:r>
-        <w:rPr>
-          <w:rFonts w:ascii="標楷體" w:eastAsia="標楷體" w:hAnsi="標楷體" w:cs="標楷體" w:hint="eastAsia"/>
-          <w:sz w:val="28"/>
-          <w:szCs w:val="28"/>
-        </w:rPr>
-        <w:t xml:space="preserve"> </w:t>
-      </w:r>
-      <w:proofErr w:type="gramStart"/>
-      <w:r>
-        <w:rPr>
-          <w:rFonts w:ascii="標楷體" w:eastAsia="標楷體" w:hAnsi="標楷體" w:cs="標楷體" w:hint="eastAsia"/>
-          <w:sz w:val="28"/>
-          <w:szCs w:val="28"/>
-          <w:u w:val="single"/>
-        </w:rPr>
-        <w:t>蛇山</w:t>
-      </w:r>
-      <w:r>
-        <w:rPr>
-          <w:rFonts w:ascii="標楷體" w:eastAsia="標楷體" w:hAnsi="標楷體" w:cs="標楷體" w:hint="eastAsia"/>
-          <w:sz w:val="28"/>
-          <w:szCs w:val="28"/>
-        </w:rPr>
-        <w:t>的</w:t>
-      </w:r>
-      <w:r>
-        <w:rPr>
-          <w:rFonts w:ascii="標楷體" w:eastAsia="標楷體" w:hAnsi="標楷體" w:cs="標楷體" w:hint="eastAsia"/>
-          <w:sz w:val="28"/>
-          <w:szCs w:val="28"/>
-          <w:u w:val="single"/>
-        </w:rPr>
-        <w:t>黃鵠磯</w:t>
-      </w:r>
-      <w:r>
-        <w:rPr>
-          <w:rFonts w:ascii="標楷體" w:eastAsia="標楷體" w:hAnsi="標楷體" w:cs="標楷體" w:hint="eastAsia"/>
-          <w:sz w:val="28"/>
-          <w:szCs w:val="28"/>
-        </w:rPr>
-        <w:t>上</w:t>
-      </w:r>
-      <w:proofErr w:type="gramEnd"/>
-      <w:r>
-        <w:rPr>
-          <w:rFonts w:ascii="標楷體" w:eastAsia="標楷體" w:hAnsi="標楷體" w:cs="標楷體" w:hint="eastAsia"/>
-          <w:sz w:val="28"/>
-          <w:szCs w:val="28"/>
-        </w:rPr>
-        <w:t>，屬於</w:t>
-      </w:r>
-      <w:r>
-        <w:rPr>
-          <w:rFonts w:ascii="標楷體" w:eastAsia="標楷體" w:hAnsi="標楷體" w:cs="標楷體" w:hint="eastAsia"/>
-          <w:sz w:val="28"/>
-          <w:szCs w:val="28"/>
-          <w:u w:val="single"/>
-        </w:rPr>
-        <w:t>長江</w:t>
-      </w:r>
-      <w:r>
-        <w:rPr>
-          <w:rFonts w:ascii="標楷體" w:eastAsia="標楷體" w:hAnsi="標楷體" w:cs="標楷體" w:hint="eastAsia"/>
-          <w:sz w:val="28"/>
-          <w:szCs w:val="28"/>
-        </w:rPr>
-        <w:t>下游地帶，傳說</w:t>
-      </w:r>
-      <w:r>
-        <w:rPr>
-          <w:rFonts w:ascii="標楷體" w:eastAsia="標楷體" w:hAnsi="標楷體" w:cs="標楷體" w:hint="eastAsia"/>
-          <w:sz w:val="28"/>
-          <w:szCs w:val="28"/>
-          <w:u w:val="single"/>
-        </w:rPr>
-        <w:t>三國</w:t>
-      </w:r>
-      <w:r>
-        <w:rPr>
-          <w:rFonts w:ascii="標楷體" w:eastAsia="標楷體" w:hAnsi="標楷體" w:cs="標楷體" w:hint="eastAsia"/>
-          <w:sz w:val="28"/>
-          <w:szCs w:val="28"/>
-        </w:rPr>
-        <w:t>時期的</w:t>
-      </w:r>
-      <w:r>
-        <w:rPr>
-          <w:rFonts w:ascii="標楷體" w:eastAsia="標楷體" w:hAnsi="標楷體" w:cs="標楷體" w:hint="eastAsia"/>
-          <w:sz w:val="28"/>
-          <w:szCs w:val="28"/>
-          <w:u w:val="single"/>
-        </w:rPr>
-        <w:t>費</w:t>
-      </w:r>
-      <w:proofErr w:type="gramStart"/>
-      <w:r>
-        <w:rPr>
-          <w:rFonts w:ascii="標楷體" w:eastAsia="標楷體" w:hAnsi="標楷體" w:cs="標楷體" w:hint="eastAsia"/>
-          <w:sz w:val="28"/>
-          <w:szCs w:val="28"/>
-          <w:u w:val="single"/>
-        </w:rPr>
-        <w:t>禕</w:t>
-      </w:r>
-      <w:proofErr w:type="gramEnd"/>
-      <w:r>
-        <w:rPr>
-          <w:rFonts w:ascii="標楷體" w:eastAsia="標楷體" w:hAnsi="標楷體" w:cs="標楷體" w:hint="eastAsia"/>
-          <w:sz w:val="28"/>
-          <w:szCs w:val="28"/>
-        </w:rPr>
-        <w:t>(</w:t>
-      </w:r>
-      <w:proofErr w:type="gramStart"/>
-      <w:r>
-        <w:rPr>
-          <w:rFonts w:ascii="標楷體" w:eastAsia="標楷體" w:hAnsi="標楷體" w:cs="標楷體" w:hint="eastAsia"/>
-          <w:color w:val="FF0000"/>
+          <w:color w:val="EE0000"/>
           <w:sz w:val="16"/>
           <w:szCs w:val="16"/>
         </w:rPr>
         <w:t>ㄧ</w:t>
       </w:r>
-      <w:proofErr w:type="gramEnd"/>
       <w:r>
         <w:rPr>
           <w:rFonts w:ascii="標楷體" w:eastAsia="標楷體" w:hAnsi="標楷體" w:cs="標楷體" w:hint="eastAsia"/>
@@ -357,249 +226,11 @@
       </w:r>
       <w:r>
         <w:rPr>
-          <w:rFonts w:ascii="標楷體" w:eastAsia="標楷體" w:hAnsi="標楷體" w:cs="標楷體" w:hint="eastAsia"/>
-          <w:sz w:val="28"/>
-          <w:szCs w:val="28"/>
-        </w:rPr>
-        <w:t>於此登</w:t>
-      </w:r>
-      <w:proofErr w:type="gramStart"/>
-      <w:r>
-        <w:rPr>
-          <w:rFonts w:ascii="標楷體" w:eastAsia="標楷體" w:hAnsi="標楷體" w:cs="標楷體" w:hint="eastAsia"/>
-          <w:sz w:val="28"/>
-          <w:szCs w:val="28"/>
-        </w:rPr>
-        <w:t>仙乘黃鶴而</w:t>
-      </w:r>
-      <w:proofErr w:type="gramEnd"/>
-      <w:r>
-        <w:rPr>
-          <w:rFonts w:ascii="標楷體" w:eastAsia="標楷體" w:hAnsi="標楷體" w:cs="標楷體" w:hint="eastAsia"/>
-          <w:sz w:val="28"/>
-          <w:szCs w:val="28"/>
-        </w:rPr>
-        <w:t>去，故稱</w:t>
-      </w:r>
-      <w:r>
-        <w:rPr>
-          <w:rFonts w:ascii="標楷體" w:eastAsia="標楷體" w:hAnsi="標楷體" w:cs="標楷體" w:hint="eastAsia"/>
-          <w:sz w:val="28"/>
-          <w:szCs w:val="28"/>
-          <w:u w:val="single"/>
-        </w:rPr>
-        <w:t>黃鶴樓</w:t>
-      </w:r>
-      <w:r>
-        <w:rPr>
-          <w:rFonts w:ascii="標楷體" w:eastAsia="標楷體" w:hAnsi="標楷體" w:cs="標楷體" w:hint="eastAsia"/>
-          <w:sz w:val="28"/>
-          <w:szCs w:val="28"/>
-        </w:rPr>
-        <w:t>。</w:t>
-      </w:r>
-      <w:proofErr w:type="gramStart"/>
-      <w:r>
-        <w:rPr>
-          <w:rFonts w:ascii="標楷體" w:eastAsia="標楷體" w:hAnsi="標楷體" w:cs="標楷體" w:hint="eastAsia"/>
-          <w:sz w:val="28"/>
-          <w:szCs w:val="28"/>
-        </w:rPr>
-        <w:t>原樓已毀</w:t>
-      </w:r>
-      <w:proofErr w:type="gramEnd"/>
-      <w:r>
-        <w:rPr>
-          <w:rFonts w:ascii="標楷體" w:eastAsia="標楷體" w:hAnsi="標楷體" w:cs="標楷體" w:hint="eastAsia"/>
-          <w:sz w:val="28"/>
-          <w:szCs w:val="28"/>
-        </w:rPr>
-        <w:t>，現存樓爲</w:t>
-      </w:r>
-      <w:r>
-        <w:rPr>
-          <w:rFonts w:ascii="標楷體" w:eastAsia="標楷體" w:hAnsi="標楷體" w:cs="新細明體"/>
-          <w:sz w:val="28"/>
-          <w:szCs w:val="28"/>
-        </w:rPr>
-        <w:t>1985</w:t>
-      </w:r>
-      <w:r>
-        <w:rPr>
-          <w:rFonts w:ascii="標楷體" w:eastAsia="標楷體" w:hAnsi="標楷體" w:cs="新細明體" w:hint="eastAsia"/>
-          <w:sz w:val="28"/>
-          <w:szCs w:val="28"/>
-        </w:rPr>
-        <w:t>年</w:t>
-      </w:r>
-      <w:r>
-        <w:rPr>
-          <w:rFonts w:ascii="標楷體" w:eastAsia="標楷體" w:hAnsi="標楷體" w:cs="新細明體" w:hint="eastAsia"/>
-          <w:b/>
-          <w:bCs/>
-          <w:sz w:val="28"/>
-          <w:szCs w:val="28"/>
-        </w:rPr>
-        <w:t>修葺</w:t>
-      </w:r>
-      <w:r>
-        <w:rPr>
-          <w:rFonts w:ascii="標楷體" w:eastAsia="標楷體" w:hAnsi="標楷體" w:cs="新細明體" w:hint="eastAsia"/>
-          <w:sz w:val="28"/>
-          <w:szCs w:val="28"/>
-        </w:rPr>
-        <w:t>。</w:t>
-      </w:r>
-      <w:r>
-        <w:rPr>
-          <w:rFonts w:ascii="標楷體" w:eastAsia="標楷體" w:hAnsi="標楷體" w:cs="新細明體" w:hint="eastAsia"/>
-          <w:sz w:val="28"/>
-          <w:szCs w:val="28"/>
-          <w:u w:val="single"/>
-        </w:rPr>
-        <w:t>孟浩然</w:t>
-      </w:r>
-      <w:r>
-        <w:rPr>
-          <w:rFonts w:ascii="標楷體" w:eastAsia="標楷體" w:hAnsi="標楷體" w:cs="新細明體" w:hint="eastAsia"/>
-          <w:sz w:val="28"/>
-          <w:szCs w:val="28"/>
-        </w:rPr>
-        <w:t>：</w:t>
-      </w:r>
-      <w:r>
-        <w:rPr>
-          <w:rFonts w:ascii="標楷體" w:eastAsia="標楷體" w:hAnsi="標楷體" w:cs="新細明體" w:hint="eastAsia"/>
-          <w:sz w:val="28"/>
-          <w:szCs w:val="28"/>
-          <w:u w:val="single"/>
-        </w:rPr>
-        <w:t>李白</w:t>
-      </w:r>
-      <w:r>
-        <w:rPr>
-          <w:rFonts w:ascii="標楷體" w:eastAsia="標楷體" w:hAnsi="標楷體" w:cs="新細明體" w:hint="eastAsia"/>
-          <w:sz w:val="28"/>
-          <w:szCs w:val="28"/>
-        </w:rPr>
-        <w:t>的朋友。之：往、到達。</w:t>
-      </w:r>
-      <w:r>
-        <w:rPr>
-          <w:rFonts w:ascii="標楷體" w:eastAsia="標楷體" w:hAnsi="標楷體" w:cs="新細明體" w:hint="eastAsia"/>
-          <w:sz w:val="28"/>
-          <w:szCs w:val="28"/>
-          <w:u w:val="single"/>
-        </w:rPr>
-        <w:t>廣陵</w:t>
-      </w:r>
-      <w:r>
-        <w:rPr>
-          <w:rFonts w:ascii="標楷體" w:eastAsia="標楷體" w:hAnsi="標楷體" w:cs="新細明體" w:hint="eastAsia"/>
-          <w:sz w:val="28"/>
-          <w:szCs w:val="28"/>
-        </w:rPr>
-        <w:t>：即</w:t>
-      </w:r>
-      <w:r>
-        <w:rPr>
-          <w:rFonts w:ascii="標楷體" w:eastAsia="標楷體" w:hAnsi="標楷體" w:cs="新細明體" w:hint="eastAsia"/>
-          <w:sz w:val="28"/>
-          <w:szCs w:val="28"/>
-          <w:u w:val="single"/>
-        </w:rPr>
-        <w:t>揚州</w:t>
-      </w:r>
-      <w:r>
-        <w:rPr>
-          <w:rFonts w:ascii="標楷體" w:eastAsia="標楷體" w:hAnsi="標楷體" w:cs="新細明體" w:hint="eastAsia"/>
-          <w:sz w:val="28"/>
-          <w:szCs w:val="28"/>
-        </w:rPr>
-        <w:t>。</w:t>
-      </w:r>
-    </w:p>
-    <w:p>
-      <w:pPr>
-        <w:pStyle w:val="a9"/>
-        <w:numPr>
-          <w:ilvl w:val="0"/>
-          <w:numId w:val="5"/>
-        </w:numPr>
-        <w:spacing w:line="360" w:lineRule="exact"/>
-        <w:ind w:leftChars="0"/>
-        <w:jc w:val="both"/>
-        <w:rPr>
-          <w:rFonts w:ascii="標楷體" w:eastAsia="標楷體" w:hAnsi="標楷體" w:cs="新細明體"/>
-          <w:sz w:val="28"/>
-          <w:szCs w:val="28"/>
-        </w:rPr>
-      </w:pPr>
-      <w:r>
-        <w:rPr>
-          <w:rFonts w:ascii="標楷體" w:eastAsia="標楷體" w:hAnsi="標楷體" w:cs="新細明體" w:hint="eastAsia"/>
-          <w:sz w:val="28"/>
-          <w:szCs w:val="28"/>
-        </w:rPr>
-        <w:t>修葺(</w:t>
-      </w:r>
-      <w:proofErr w:type="gramStart"/>
-      <w:r>
-        <w:rPr>
-          <w:rFonts w:ascii="標楷體" w:eastAsia="標楷體" w:hAnsi="標楷體" w:cs="新細明體" w:hint="eastAsia"/>
-          <w:color w:val="FF0000"/>
-          <w:sz w:val="16"/>
-          <w:szCs w:val="16"/>
-        </w:rPr>
-        <w:t>ㄑㄧˋ</w:t>
-      </w:r>
-      <w:proofErr w:type="gramEnd"/>
-      <w:r>
-        <w:rPr>
-          <w:rFonts w:ascii="標楷體" w:eastAsia="標楷體" w:hAnsi="標楷體" w:cs="新細明體" w:hint="eastAsia"/>
-          <w:sz w:val="28"/>
-          <w:szCs w:val="28"/>
-        </w:rPr>
-        <w:t>)：修築整治。</w:t>
-      </w:r>
-    </w:p>
-    <w:p>
-      <w:pPr>
-        <w:pStyle w:val="a9"/>
-        <w:spacing w:line="360" w:lineRule="exact"/>
-        <w:ind w:leftChars="0" w:left="482"/>
-        <w:jc w:val="both"/>
-        <w:rPr>
-          <w:rFonts w:ascii="標楷體" w:eastAsia="標楷體" w:hAnsi="標楷體" w:cs="新細明體"/>
-          <w:sz w:val="28"/>
-          <w:szCs w:val="28"/>
-        </w:rPr>
-      </w:pPr>
-      <w:r>
-        <w:rPr>
-          <w:rFonts w:ascii="標楷體" w:eastAsia="標楷體" w:hAnsi="標楷體" w:cs="新細明體" w:hint="eastAsia"/>
-          <w:sz w:val="28"/>
-          <w:szCs w:val="28"/>
-        </w:rPr>
-        <w:t>【例】</w:t>
-      </w:r>
-      <w:proofErr w:type="gramStart"/>
-      <w:r>
-        <w:rPr>
-          <w:rFonts w:ascii="標楷體" w:eastAsia="標楷體" w:hAnsi="標楷體" w:cs="新細明體" w:hint="eastAsia"/>
-          <w:sz w:val="28"/>
-          <w:szCs w:val="28"/>
-        </w:rPr>
-        <w:t>那間久未</w:t>
-      </w:r>
-      <w:proofErr w:type="gramEnd"/>
-      <w:r>
-        <w:rPr>
-          <w:rFonts w:ascii="標楷體" w:eastAsia="標楷體" w:hAnsi="標楷體" w:cs="新細明體" w:hint="eastAsia"/>
-          <w:sz w:val="28"/>
-          <w:szCs w:val="28"/>
-        </w:rPr>
-        <w:t>修葺的老屋，颱風過後屋頂整個都被吹走了。</w:t>
+          <w:rFonts w:ascii="標楷體" w:eastAsia="標楷體" w:hAnsi="標楷體" w:cs="標楷體"/>
+          <w:sz w:val="28"/>
+          <w:szCs w:val="28"/>
+        </w:rPr>
+        <w:t>登仙駕鶴在此休息而得名。</w:t>
       </w:r>
     </w:p>
     <w:p>
@@ -609,8 +240,8 @@
           <w:ilvl w:val="0"/>
           <w:numId w:val="1"/>
         </w:numPr>
-        <w:spacing w:line="360" w:lineRule="exact"/>
-        <w:ind w:leftChars="0" w:left="482"/>
+        <w:spacing w:line="440" w:lineRule="exact"/>
+        <w:ind w:leftChars="0" w:left="284" w:hanging="282"/>
         <w:jc w:val="both"/>
         <w:rPr>
           <w:rFonts w:ascii="標楷體" w:eastAsia="標楷體" w:hAnsi="標楷體" w:cs="新細明體"/>
@@ -620,123 +251,19 @@
       </w:pPr>
       <w:r>
         <w:rPr>
-          <w:rFonts w:ascii="標楷體" w:eastAsia="標楷體" w:hAnsi="標楷體" w:cs="標楷體" w:hint="eastAsia"/>
-          <w:spacing w:val="-12"/>
-          <w:sz w:val="28"/>
-          <w:szCs w:val="28"/>
-        </w:rPr>
-        <w:t>故人：老朋友，這</w:t>
-      </w:r>
-      <w:r>
-        <w:rPr>
-          <w:rFonts w:ascii="標楷體" w:eastAsia="標楷體" w:hAnsi="標楷體" w:cs="標楷體" w:hint="eastAsia"/>
-          <w:spacing w:val="-12"/>
-          <w:sz w:val="28"/>
-          <w:szCs w:val="28"/>
-        </w:rPr>
-        <w:t>裡</w:t>
-      </w:r>
-      <w:r>
-        <w:rPr>
-          <w:rFonts w:ascii="標楷體" w:eastAsia="標楷體" w:hAnsi="標楷體" w:cs="標楷體" w:hint="eastAsia"/>
-          <w:spacing w:val="-12"/>
-          <w:sz w:val="28"/>
-          <w:szCs w:val="28"/>
-        </w:rPr>
-        <w:t>指</w:t>
-      </w:r>
-      <w:r>
-        <w:rPr>
-          <w:rFonts w:ascii="標楷體" w:eastAsia="標楷體" w:hAnsi="標楷體" w:cs="標楷體" w:hint="eastAsia"/>
-          <w:spacing w:val="-12"/>
-          <w:sz w:val="28"/>
-          <w:szCs w:val="28"/>
-          <w:u w:val="single"/>
-        </w:rPr>
-        <w:t>孟浩然</w:t>
-      </w:r>
-      <w:r>
-        <w:rPr>
-          <w:rFonts w:ascii="標楷體" w:eastAsia="標楷體" w:hAnsi="標楷體" w:cs="標楷體" w:hint="eastAsia"/>
-          <w:spacing w:val="-12"/>
-          <w:sz w:val="28"/>
-          <w:szCs w:val="28"/>
-        </w:rPr>
-        <w:t>。其年齡比</w:t>
-      </w:r>
-      <w:r>
-        <w:rPr>
-          <w:rFonts w:ascii="標楷體" w:eastAsia="標楷體" w:hAnsi="標楷體" w:cs="標楷體" w:hint="eastAsia"/>
-          <w:spacing w:val="-12"/>
-          <w:sz w:val="28"/>
-          <w:szCs w:val="28"/>
-          <w:u w:val="single"/>
-        </w:rPr>
-        <w:t>李白</w:t>
-      </w:r>
-      <w:r>
-        <w:rPr>
-          <w:rFonts w:ascii="標楷體" w:eastAsia="標楷體" w:hAnsi="標楷體" w:cs="標楷體" w:hint="eastAsia"/>
-          <w:spacing w:val="-12"/>
-          <w:sz w:val="28"/>
-          <w:szCs w:val="28"/>
-        </w:rPr>
-        <w:t>大，在詩壇上享有盛名。</w:t>
-      </w:r>
-      <w:r>
-        <w:rPr>
-          <w:rFonts w:ascii="標楷體" w:eastAsia="標楷體" w:hAnsi="標楷體" w:cs="標楷體" w:hint="eastAsia"/>
-          <w:spacing w:val="-12"/>
-          <w:sz w:val="28"/>
-          <w:szCs w:val="28"/>
-          <w:u w:val="single"/>
-        </w:rPr>
-        <w:t>李白</w:t>
-      </w:r>
-      <w:r>
-        <w:rPr>
-          <w:rFonts w:ascii="標楷體" w:eastAsia="標楷體" w:hAnsi="標楷體" w:cs="標楷體" w:hint="eastAsia"/>
-          <w:spacing w:val="-12"/>
-          <w:sz w:val="28"/>
-          <w:szCs w:val="28"/>
-        </w:rPr>
-        <w:t>對他很敬佩，彼此感情深厚，因此稱之爲</w:t>
-      </w:r>
-      <w:r>
-        <w:rPr>
-          <w:rFonts w:ascii="標楷體" w:eastAsia="標楷體" w:hAnsi="標楷體" w:cs="標楷體" w:hint="eastAsia"/>
-          <w:spacing w:val="-12"/>
-          <w:sz w:val="28"/>
-          <w:szCs w:val="28"/>
-        </w:rPr>
-        <w:t>「</w:t>
-      </w:r>
-      <w:r>
-        <w:rPr>
-          <w:rFonts w:ascii="標楷體" w:eastAsia="標楷體" w:hAnsi="標楷體" w:cs="標楷體" w:hint="eastAsia"/>
-          <w:spacing w:val="-12"/>
-          <w:sz w:val="28"/>
-          <w:szCs w:val="28"/>
-        </w:rPr>
-        <w:t>故人</w:t>
-      </w:r>
-      <w:r>
-        <w:rPr>
-          <w:rFonts w:ascii="標楷體" w:eastAsia="標楷體" w:hAnsi="標楷體" w:cs="標楷體" w:hint="eastAsia"/>
-          <w:spacing w:val="-12"/>
-          <w:sz w:val="28"/>
-          <w:szCs w:val="28"/>
-        </w:rPr>
-        <w:t>」</w:t>
-      </w:r>
-      <w:r>
-        <w:rPr>
-          <w:rFonts w:ascii="標楷體" w:eastAsia="標楷體" w:hAnsi="標楷體" w:cs="標楷體" w:hint="eastAsia"/>
-          <w:spacing w:val="-12"/>
-          <w:sz w:val="28"/>
-          <w:szCs w:val="28"/>
-        </w:rPr>
-        <w:t>。辭：辭別。</w:t>
+          <w:rFonts w:ascii="標楷體" w:eastAsia="標楷體" w:hAnsi="標楷體" w:cs="新細明體" w:hint="eastAsia"/>
+          <w:sz w:val="28"/>
+          <w:szCs w:val="28"/>
+        </w:rPr>
+        <w:t>之：</w:t>
+      </w:r>
+      <w:r>
+        <w:rPr>
+          <w:rFonts w:ascii="標楷體" w:eastAsia="標楷體" w:hAnsi="標楷體" w:cs="新細明體"/>
+          <w:sz w:val="28"/>
+          <w:szCs w:val="28"/>
+        </w:rPr>
+        <w:t>動詞，意為「往」、「到……去」。</w:t>
       </w:r>
     </w:p>
     <w:p>
@@ -746,160 +273,73 @@
           <w:ilvl w:val="0"/>
           <w:numId w:val="1"/>
         </w:numPr>
-        <w:spacing w:line="360" w:lineRule="exact"/>
-        <w:ind w:leftChars="0" w:left="482"/>
+        <w:spacing w:line="440" w:lineRule="exact"/>
+        <w:ind w:leftChars="0" w:left="284" w:hanging="282"/>
         <w:jc w:val="both"/>
         <w:rPr>
+          <w:rFonts w:ascii="標楷體" w:eastAsia="標楷體" w:hAnsi="標楷體" w:cs="新細明體" w:hint="eastAsia"/>
+          <w:sz w:val="28"/>
+          <w:szCs w:val="28"/>
+        </w:rPr>
+      </w:pPr>
+      <w:r>
+        <w:rPr>
+          <w:rFonts w:ascii="標楷體" w:eastAsia="標楷體" w:hAnsi="標楷體" w:cs="新細明體" w:hint="eastAsia"/>
+          <w:sz w:val="28"/>
+          <w:szCs w:val="28"/>
+          <w:u w:val="single"/>
+        </w:rPr>
+        <w:t>廣陵</w:t>
+      </w:r>
+      <w:r>
+        <w:rPr>
+          <w:rFonts w:ascii="標楷體" w:eastAsia="標楷體" w:hAnsi="標楷體" w:cs="新細明體" w:hint="eastAsia"/>
+          <w:sz w:val="28"/>
+          <w:szCs w:val="28"/>
+        </w:rPr>
+        <w:t>：</w:t>
+      </w:r>
+      <w:r>
+        <w:rPr>
           <w:rFonts w:ascii="標楷體" w:eastAsia="標楷體" w:hAnsi="標楷體" w:cs="新細明體"/>
           <w:sz w:val="28"/>
           <w:szCs w:val="28"/>
         </w:rPr>
-      </w:pPr>
-      <w:r>
-        <w:rPr>
-          <w:rFonts w:ascii="標楷體" w:eastAsia="標楷體" w:hAnsi="標楷體" w:cs="標楷體" w:hint="eastAsia"/>
-          <w:sz w:val="28"/>
-          <w:szCs w:val="28"/>
-        </w:rPr>
-        <w:t>煙花：形容柳絮如煙、鮮花似錦的春天景物，指豔麗</w:t>
-      </w:r>
-      <w:proofErr w:type="gramStart"/>
-      <w:r>
-        <w:rPr>
-          <w:rFonts w:ascii="標楷體" w:eastAsia="標楷體" w:hAnsi="標楷體" w:cs="標楷體" w:hint="eastAsia"/>
-          <w:sz w:val="28"/>
-          <w:szCs w:val="28"/>
-        </w:rPr>
-        <w:t>的春景</w:t>
-      </w:r>
-      <w:proofErr w:type="gramEnd"/>
-      <w:r>
-        <w:rPr>
-          <w:rFonts w:ascii="標楷體" w:eastAsia="標楷體" w:hAnsi="標楷體" w:cs="標楷體" w:hint="eastAsia"/>
-          <w:sz w:val="28"/>
-          <w:szCs w:val="28"/>
-        </w:rPr>
-        <w:t>。下：順流向下而行。</w:t>
-      </w:r>
-    </w:p>
-    <w:p>
-      <w:pPr>
-        <w:pStyle w:val="a9"/>
-        <w:numPr>
-          <w:ilvl w:val="0"/>
-          <w:numId w:val="4"/>
-        </w:numPr>
-        <w:spacing w:line="360" w:lineRule="exact"/>
-        <w:ind w:leftChars="0"/>
-        <w:jc w:val="both"/>
+        <w:t>古地名，即今</w:t>
+      </w:r>
+      <w:r>
         <w:rPr>
           <w:rFonts w:ascii="標楷體" w:eastAsia="標楷體" w:hAnsi="標楷體" w:cs="新細明體"/>
           <w:sz w:val="28"/>
           <w:szCs w:val="28"/>
-        </w:rPr>
-      </w:pPr>
+          <w:u w:val="single"/>
+        </w:rPr>
+        <w:t>江蘇省</w:t>
+      </w:r>
       <w:r>
         <w:rPr>
           <w:rFonts w:ascii="標楷體" w:eastAsia="標楷體" w:hAnsi="標楷體" w:cs="新細明體" w:hint="eastAsia"/>
           <w:sz w:val="28"/>
           <w:szCs w:val="28"/>
         </w:rPr>
-        <w:t>柳絮如煙：柳絮細小而輕，漂浮在空中，由於其多，隨風浮動，遠遠望去，就像煙霧漂浮在空氣中一樣。</w:t>
-      </w:r>
-    </w:p>
-    <w:p>
-      <w:pPr>
-        <w:pStyle w:val="a9"/>
-        <w:numPr>
-          <w:ilvl w:val="0"/>
-          <w:numId w:val="4"/>
-        </w:numPr>
-        <w:spacing w:line="360" w:lineRule="exact"/>
-        <w:ind w:leftChars="0"/>
-        <w:jc w:val="both"/>
+        <w:t xml:space="preserve"> </w:t>
+      </w:r>
+      <w:r>
         <w:rPr>
           <w:rFonts w:ascii="標楷體" w:eastAsia="標楷體" w:hAnsi="標楷體" w:cs="新細明體"/>
           <w:sz w:val="28"/>
           <w:szCs w:val="28"/>
-        </w:rPr>
-      </w:pPr>
-      <w:r>
-        <w:rPr>
-          <w:rFonts w:ascii="標楷體" w:eastAsia="標楷體" w:hAnsi="標楷體" w:cs="新細明體" w:hint="eastAsia"/>
-          <w:sz w:val="28"/>
-          <w:szCs w:val="28"/>
-        </w:rPr>
-        <w:t>鮮花似錦：許多色彩紛繁的鮮花，好像富麗多彩的錦緞。形容美好的景色和美好的事物。</w:t>
-      </w:r>
-    </w:p>
-    <w:p>
-      <w:pPr>
-        <w:pStyle w:val="a9"/>
-        <w:numPr>
-          <w:ilvl w:val="0"/>
-          <w:numId w:val="4"/>
-        </w:numPr>
-        <w:spacing w:line="360" w:lineRule="exact"/>
-        <w:ind w:leftChars="0"/>
-        <w:jc w:val="both"/>
+          <w:u w:val="single"/>
+        </w:rPr>
+        <w:t>揚州市</w:t>
+      </w:r>
+      <w:r>
         <w:rPr>
           <w:rFonts w:ascii="標楷體" w:eastAsia="標楷體" w:hAnsi="標楷體" w:cs="新細明體"/>
           <w:sz w:val="28"/>
           <w:szCs w:val="28"/>
         </w:rPr>
-      </w:pPr>
-      <w:r>
-        <w:rPr>
-          <w:rFonts w:ascii="標楷體" w:eastAsia="標楷體" w:hAnsi="標楷體" w:cs="新細明體" w:hint="eastAsia"/>
-          <w:sz w:val="28"/>
-          <w:szCs w:val="28"/>
-        </w:rPr>
-        <w:t>錦緞（</w:t>
-      </w:r>
-      <w:proofErr w:type="gramStart"/>
-      <w:r>
-        <w:rPr>
-          <w:rFonts w:ascii="標楷體" w:eastAsia="標楷體" w:hAnsi="標楷體" w:cs="新細明體" w:hint="eastAsia"/>
-          <w:color w:val="FF0000"/>
-          <w:sz w:val="16"/>
-          <w:szCs w:val="16"/>
-        </w:rPr>
-        <w:t>ㄉㄨㄢˋ</w:t>
-      </w:r>
-      <w:proofErr w:type="gramEnd"/>
-      <w:r>
-        <w:rPr>
-          <w:rFonts w:ascii="標楷體" w:eastAsia="標楷體" w:hAnsi="標楷體" w:cs="新細明體" w:hint="eastAsia"/>
-          <w:sz w:val="28"/>
-          <w:szCs w:val="28"/>
-        </w:rPr>
-        <w:t>）：</w:t>
-      </w:r>
-      <w:r>
-        <w:rPr>
-          <w:rFonts w:ascii="標楷體" w:eastAsia="標楷體" w:hAnsi="標楷體" w:cs="新細明體" w:hint="eastAsia"/>
-          <w:sz w:val="28"/>
-          <w:szCs w:val="28"/>
-        </w:rPr>
-        <w:t>表面有彩色花紋，</w:t>
-      </w:r>
-      <w:proofErr w:type="gramStart"/>
-      <w:r>
-        <w:rPr>
-          <w:rFonts w:ascii="標楷體" w:eastAsia="標楷體" w:hAnsi="標楷體" w:cs="新細明體" w:hint="eastAsia"/>
-          <w:sz w:val="28"/>
-          <w:szCs w:val="28"/>
-        </w:rPr>
-        <w:t>軟滑厚實</w:t>
-      </w:r>
-      <w:proofErr w:type="gramEnd"/>
-      <w:r>
-        <w:rPr>
-          <w:rFonts w:ascii="標楷體" w:eastAsia="標楷體" w:hAnsi="標楷體" w:cs="新細明體" w:hint="eastAsia"/>
-          <w:sz w:val="28"/>
-          <w:szCs w:val="28"/>
-        </w:rPr>
-        <w:t>的絲織品，可做服裝、裝飾品等。【例】她打算穿上錦緞做的旗袍參加晚宴。</w:t>
+        <w:t>。</w:t>
       </w:r>
     </w:p>
     <w:p>
@@ -909,8 +349,8 @@
           <w:ilvl w:val="0"/>
           <w:numId w:val="1"/>
         </w:numPr>
-        <w:spacing w:line="360" w:lineRule="exact"/>
-        <w:ind w:leftChars="0" w:left="482"/>
+        <w:spacing w:line="440" w:lineRule="exact"/>
+        <w:ind w:leftChars="0" w:left="284" w:hanging="282"/>
         <w:jc w:val="both"/>
         <w:rPr>
           <w:rFonts w:ascii="標楷體" w:eastAsia="標楷體" w:hAnsi="標楷體" w:cs="新細明體"/>
@@ -921,56 +361,44 @@
       <w:r>
         <w:rPr>
           <w:rFonts w:ascii="標楷體" w:eastAsia="標楷體" w:hAnsi="標楷體" w:cs="標楷體" w:hint="eastAsia"/>
-          <w:sz w:val="28"/>
-          <w:szCs w:val="28"/>
-        </w:rPr>
-        <w:t>碧空盡：消失在碧藍的天際。盡：盡頭，消失了。碧空：</w:t>
-      </w:r>
-      <w:proofErr w:type="gramStart"/>
+          <w:spacing w:val="-12"/>
+          <w:sz w:val="28"/>
+          <w:szCs w:val="28"/>
+        </w:rPr>
+        <w:t>故人：老朋友，這</w:t>
+      </w:r>
       <w:r>
         <w:rPr>
           <w:rFonts w:ascii="標楷體" w:eastAsia="標楷體" w:hAnsi="標楷體" w:cs="標楷體" w:hint="eastAsia"/>
-          <w:sz w:val="28"/>
-          <w:szCs w:val="28"/>
-        </w:rPr>
-        <w:t>一</w:t>
-      </w:r>
-      <w:proofErr w:type="gramEnd"/>
+          <w:spacing w:val="-12"/>
+          <w:sz w:val="28"/>
+          <w:szCs w:val="28"/>
+        </w:rPr>
+        <w:t>裡</w:t>
+      </w:r>
       <w:r>
         <w:rPr>
           <w:rFonts w:ascii="標楷體" w:eastAsia="標楷體" w:hAnsi="標楷體" w:cs="標楷體" w:hint="eastAsia"/>
-          <w:sz w:val="28"/>
-          <w:szCs w:val="28"/>
-        </w:rPr>
-        <w:t>作</w:t>
+          <w:spacing w:val="-12"/>
+          <w:sz w:val="28"/>
+          <w:szCs w:val="28"/>
+        </w:rPr>
+        <w:t>指</w:t>
       </w:r>
       <w:r>
         <w:rPr>
           <w:rFonts w:ascii="標楷體" w:eastAsia="標楷體" w:hAnsi="標楷體" w:cs="標楷體" w:hint="eastAsia"/>
-          <w:sz w:val="28"/>
-          <w:szCs w:val="28"/>
-        </w:rPr>
-        <w:t>「</w:t>
+          <w:spacing w:val="-12"/>
+          <w:sz w:val="28"/>
+          <w:szCs w:val="28"/>
+          <w:u w:val="single"/>
+        </w:rPr>
+        <w:t>孟浩然</w:t>
       </w:r>
       <w:r>
         <w:rPr>
           <w:rFonts w:ascii="標楷體" w:eastAsia="標楷體" w:hAnsi="標楷體" w:cs="標楷體" w:hint="eastAsia"/>
-          <w:sz w:val="28"/>
-          <w:szCs w:val="28"/>
-        </w:rPr>
-        <w:t>碧山</w:t>
-      </w:r>
-      <w:r>
-        <w:rPr>
-          <w:rFonts w:ascii="標楷體" w:eastAsia="標楷體" w:hAnsi="標楷體" w:cs="標楷體" w:hint="eastAsia"/>
-          <w:sz w:val="28"/>
-          <w:szCs w:val="28"/>
-        </w:rPr>
-        <w:t>」</w:t>
-      </w:r>
-      <w:r>
-        <w:rPr>
-          <w:rFonts w:ascii="標楷體" w:eastAsia="標楷體" w:hAnsi="標楷體" w:cs="標楷體" w:hint="eastAsia"/>
+          <w:spacing w:val="-12"/>
           <w:sz w:val="28"/>
           <w:szCs w:val="28"/>
         </w:rPr>
@@ -984,10 +412,144 @@
           <w:ilvl w:val="0"/>
           <w:numId w:val="1"/>
         </w:numPr>
-        <w:spacing w:line="360" w:lineRule="exact"/>
-        <w:ind w:leftChars="0" w:left="482"/>
+        <w:spacing w:line="440" w:lineRule="exact"/>
+        <w:ind w:leftChars="0" w:left="284" w:hanging="282"/>
         <w:jc w:val="both"/>
         <w:rPr>
+          <w:rFonts w:ascii="標楷體" w:eastAsia="標楷體" w:hAnsi="標楷體" w:cs="新細明體"/>
+          <w:sz w:val="28"/>
+          <w:szCs w:val="28"/>
+        </w:rPr>
+      </w:pPr>
+      <w:r>
+        <w:rPr>
+          <w:rFonts w:ascii="標楷體" w:eastAsia="標楷體" w:hAnsi="標楷體" w:cs="標楷體" w:hint="eastAsia"/>
+          <w:spacing w:val="-12"/>
+          <w:sz w:val="28"/>
+          <w:szCs w:val="28"/>
+        </w:rPr>
+        <w:t>辭：</w:t>
+      </w:r>
+      <w:r>
+        <w:rPr>
+          <w:rFonts w:ascii="標楷體" w:eastAsia="標楷體" w:hAnsi="標楷體" w:cs="標楷體"/>
+          <w:spacing w:val="-12"/>
+          <w:sz w:val="28"/>
+          <w:szCs w:val="28"/>
+        </w:rPr>
+        <w:t>告別、辭別。</w:t>
+      </w:r>
+    </w:p>
+    <w:p>
+      <w:pPr>
+        <w:pStyle w:val="a9"/>
+        <w:numPr>
+          <w:ilvl w:val="0"/>
+          <w:numId w:val="1"/>
+        </w:numPr>
+        <w:spacing w:line="440" w:lineRule="exact"/>
+        <w:ind w:leftChars="0" w:left="284" w:hanging="282"/>
+        <w:jc w:val="both"/>
+        <w:rPr>
+          <w:rFonts w:ascii="標楷體" w:eastAsia="標楷體" w:hAnsi="標楷體" w:cs="新細明體"/>
+          <w:sz w:val="28"/>
+          <w:szCs w:val="28"/>
+        </w:rPr>
+      </w:pPr>
+      <w:r>
+        <w:rPr>
+          <w:rFonts w:ascii="標楷體" w:eastAsia="標楷體" w:hAnsi="標楷體" w:cs="標楷體" w:hint="eastAsia"/>
+          <w:sz w:val="28"/>
+          <w:szCs w:val="28"/>
+        </w:rPr>
+        <w:t>煙花：</w:t>
+      </w:r>
+      <w:r>
+        <w:rPr>
+          <w:rFonts w:ascii="標楷體" w:eastAsia="標楷體" w:hAnsi="標楷體" w:cs="標楷體"/>
+          <w:sz w:val="28"/>
+          <w:szCs w:val="28"/>
+        </w:rPr>
+        <w:t>指暮春時節繁花似錦、柳絮如煙、春色迷人的美景。</w:t>
+      </w:r>
+    </w:p>
+    <w:p>
+      <w:pPr>
+        <w:pStyle w:val="a9"/>
+        <w:numPr>
+          <w:ilvl w:val="0"/>
+          <w:numId w:val="1"/>
+        </w:numPr>
+        <w:spacing w:line="440" w:lineRule="exact"/>
+        <w:ind w:leftChars="0" w:left="284" w:hanging="282"/>
+        <w:jc w:val="both"/>
+        <w:rPr>
+          <w:rFonts w:ascii="標楷體" w:eastAsia="標楷體" w:hAnsi="標楷體" w:cs="新細明體" w:hint="eastAsia"/>
+          <w:sz w:val="28"/>
+          <w:szCs w:val="28"/>
+        </w:rPr>
+      </w:pPr>
+      <w:r>
+        <w:rPr>
+          <w:rFonts w:ascii="標楷體" w:eastAsia="標楷體" w:hAnsi="標楷體" w:cs="新細明體" w:hint="eastAsia"/>
+          <w:sz w:val="28"/>
+          <w:szCs w:val="28"/>
+        </w:rPr>
+        <w:t>下：</w:t>
+      </w:r>
+      <w:r>
+        <w:rPr>
+          <w:rFonts w:ascii="標楷體" w:eastAsia="標楷體" w:hAnsi="標楷體" w:cs="新細明體"/>
+          <w:sz w:val="28"/>
+          <w:szCs w:val="28"/>
+        </w:rPr>
+        <w:t>順流而下（由西向東前往）。</w:t>
+      </w:r>
+    </w:p>
+    <w:p>
+      <w:pPr>
+        <w:pStyle w:val="a9"/>
+        <w:numPr>
+          <w:ilvl w:val="0"/>
+          <w:numId w:val="1"/>
+        </w:numPr>
+        <w:spacing w:line="440" w:lineRule="exact"/>
+        <w:ind w:leftChars="0" w:left="284" w:hanging="282"/>
+        <w:jc w:val="both"/>
+        <w:rPr>
+          <w:rFonts w:ascii="標楷體" w:eastAsia="標楷體" w:hAnsi="標楷體" w:cs="新細明體"/>
+          <w:sz w:val="28"/>
+          <w:szCs w:val="28"/>
+        </w:rPr>
+      </w:pPr>
+      <w:r>
+        <w:rPr>
+          <w:rFonts w:ascii="標楷體" w:eastAsia="標楷體" w:hAnsi="標楷體" w:cs="標楷體" w:hint="eastAsia"/>
+          <w:sz w:val="28"/>
+          <w:szCs w:val="28"/>
+        </w:rPr>
+        <w:t>碧空盡：</w:t>
+      </w:r>
+      <w:r>
+        <w:rPr>
+          <w:rFonts w:ascii="標楷體" w:eastAsia="標楷體" w:hAnsi="標楷體" w:cs="標楷體"/>
+          <w:sz w:val="28"/>
+          <w:szCs w:val="28"/>
+        </w:rPr>
+        <w:t>孤帆消失在碧藍的青天盡頭。</w:t>
+      </w:r>
+    </w:p>
+    <w:p>
+      <w:pPr>
+        <w:pStyle w:val="a9"/>
+        <w:numPr>
+          <w:ilvl w:val="0"/>
+          <w:numId w:val="1"/>
+        </w:numPr>
+        <w:spacing w:line="440" w:lineRule="exact"/>
+        <w:ind w:leftChars="0" w:left="284" w:hanging="282"/>
+        <w:jc w:val="both"/>
+        <w:rPr>
           <w:rFonts w:ascii="標楷體" w:eastAsia="標楷體" w:hAnsi="標楷體"/>
           <w:sz w:val="28"/>
           <w:szCs w:val="28"/>
@@ -999,7 +561,40 @@
           <w:sz w:val="28"/>
           <w:szCs w:val="28"/>
         </w:rPr>
-        <w:t>唯見：只看見。天際流</w:t>
+        <w:t>唯見：</w:t>
+      </w:r>
+      <w:r>
+        <w:rPr>
+          <w:rFonts w:ascii="標楷體" w:eastAsia="標楷體" w:hAnsi="標楷體" w:cs="標楷體"/>
+          <w:sz w:val="28"/>
+          <w:szCs w:val="28"/>
+        </w:rPr>
+        <w:t>只見、僅見。</w:t>
+      </w:r>
+    </w:p>
+    <w:p>
+      <w:pPr>
+        <w:pStyle w:val="a9"/>
+        <w:numPr>
+          <w:ilvl w:val="0"/>
+          <w:numId w:val="1"/>
+        </w:numPr>
+        <w:spacing w:line="440" w:lineRule="exact"/>
+        <w:ind w:leftChars="0" w:left="284" w:hanging="426"/>
+        <w:jc w:val="both"/>
+        <w:rPr>
+          <w:rFonts w:ascii="標楷體" w:eastAsia="標楷體" w:hAnsi="標楷體"/>
+          <w:sz w:val="28"/>
+          <w:szCs w:val="28"/>
+        </w:rPr>
+      </w:pPr>
+      <w:r>
+        <w:rPr>
+          <w:rFonts w:ascii="標楷體" w:eastAsia="標楷體" w:hAnsi="標楷體" w:cs="標楷體" w:hint="eastAsia"/>
+          <w:sz w:val="28"/>
+          <w:szCs w:val="28"/>
+        </w:rPr>
+        <w:t>天際流</w:t>
       </w:r>
       <w:r>
         <w:rPr>
@@ -1007,23 +602,24 @@
           <w:sz w:val="28"/>
           <w:szCs w:val="28"/>
         </w:rPr>
-        <w:t>：流向天邊</w:t>
+        <w:t>：</w:t>
       </w:r>
       <w:r>
         <w:rPr>
           <w:rFonts w:ascii="標楷體" w:eastAsia="標楷體" w:hAnsi="標楷體" w:cs="新細明體"/>
           <w:sz w:val="28"/>
           <w:szCs w:val="28"/>
-        </w:rPr>
-        <w:t xml:space="preserve"> </w:t>
-      </w:r>
-      <w:r>
-        <w:rPr>
-          <w:rFonts w:ascii="標楷體" w:eastAsia="標楷體" w:hAnsi="標楷體" w:cs="新細明體" w:hint="eastAsia"/>
-          <w:sz w:val="28"/>
-          <w:szCs w:val="28"/>
-        </w:rPr>
-        <w:t>天際：天邊，天邊的盡頭。</w:t>
+          <w:u w:val="single"/>
+        </w:rPr>
+        <w:t>長江</w:t>
+      </w:r>
+      <w:r>
+        <w:rPr>
+          <w:rFonts w:ascii="標楷體" w:eastAsia="標楷體" w:hAnsi="標楷體" w:cs="新細明體"/>
+          <w:sz w:val="28"/>
+          <w:szCs w:val="28"/>
+        </w:rPr>
+        <w:t>水向天邊奔流而去。</w:t>
       </w:r>
     </w:p>
     <w:p>
@@ -1047,7 +643,7 @@
     </w:p>
     <w:p>
       <w:pPr>
-        <w:spacing w:line="360" w:lineRule="exact"/>
+        <w:spacing w:line="480" w:lineRule="exact"/>
         <w:rPr>
           <w:rFonts w:ascii="標楷體" w:eastAsia="標楷體" w:hAnsi="標楷體"/>
           <w:spacing w:val="-6"/>
@@ -1124,7 +720,7 @@
     </w:p>
     <w:p>
       <w:pPr>
-        <w:spacing w:line="360" w:lineRule="exact"/>
+        <w:spacing w:line="480" w:lineRule="exact"/>
         <w:rPr>
           <w:rFonts w:ascii="標楷體" w:eastAsia="標楷體" w:hAnsi="標楷體"/>
           <w:spacing w:val="-6"/>
@@ -1139,27 +735,7 @@
           <w:sz w:val="28"/>
           <w:szCs w:val="28"/>
         </w:rPr>
-        <w:t>友人的孤船帆影</w:t>
-      </w:r>
-      <w:proofErr w:type="gramStart"/>
-      <w:r>
-        <w:rPr>
-          <w:rFonts w:ascii="標楷體" w:eastAsia="標楷體" w:hAnsi="標楷體" w:hint="eastAsia"/>
-          <w:spacing w:val="-6"/>
-          <w:sz w:val="28"/>
-          <w:szCs w:val="28"/>
-        </w:rPr>
-        <w:t>漸漸地遠去</w:t>
-      </w:r>
-      <w:proofErr w:type="gramEnd"/>
-      <w:r>
-        <w:rPr>
-          <w:rFonts w:ascii="標楷體" w:eastAsia="標楷體" w:hAnsi="標楷體" w:hint="eastAsia"/>
-          <w:spacing w:val="-6"/>
-          <w:sz w:val="28"/>
-          <w:szCs w:val="28"/>
-        </w:rPr>
-        <w:t>，消失在碧空的盡頭，只看見</w:t>
+        <w:t>友人的孤船帆影漸漸地遠去，消失在碧空的盡頭，只看見</w:t>
       </w:r>
       <w:r>
         <w:rPr>
@@ -1232,7 +808,7 @@
     </w:p>
     <w:p>
       <w:pPr>
-        <w:spacing w:line="360" w:lineRule="exact"/>
+        <w:spacing w:line="440" w:lineRule="exact"/>
         <w:jc w:val="both"/>
         <w:rPr>
           <w:rFonts w:ascii="標楷體" w:eastAsia="標楷體" w:hAnsi="標楷體"/>
@@ -1273,18 +849,17 @@
         </w:rPr>
         <w:t>在</w:t>
       </w:r>
-      <w:proofErr w:type="gramStart"/>
-      <w:r>
-        <w:rPr>
-          <w:rFonts w:ascii="標楷體" w:eastAsia="標楷體" w:hAnsi="標楷體" w:hint="eastAsia"/>
-          <w:b/>
-          <w:bCs/>
-          <w:sz w:val="28"/>
-          <w:szCs w:val="28"/>
-        </w:rPr>
-        <w:t>出蜀壯遊</w:t>
-      </w:r>
-      <w:proofErr w:type="gramEnd"/>
+      <w:hyperlink r:id="rId7" w:history="1">
+        <w:r>
+          <w:rPr>
+            <w:rStyle w:val="a7"/>
+            <w:rFonts w:ascii="標楷體" w:eastAsia="標楷體" w:hAnsi="標楷體"/>
+            <w:sz w:val="28"/>
+            <w:szCs w:val="28"/>
+          </w:rPr>
+          <w:t>出蜀壯遊</w:t>
+        </w:r>
+      </w:hyperlink>
       <w:r>
         <w:rPr>
           <w:rFonts w:ascii="標楷體" w:eastAsia="標楷體" w:hAnsi="標楷體" w:hint="eastAsia"/>
@@ -1313,7 +888,7 @@
     </w:p>
     <w:p>
       <w:pPr>
-        <w:spacing w:line="360" w:lineRule="exact"/>
+        <w:spacing w:line="440" w:lineRule="exact"/>
         <w:jc w:val="both"/>
         <w:rPr>
           <w:rFonts w:ascii="標楷體" w:eastAsia="標楷體" w:hAnsi="標楷體"/>
@@ -1380,23 +955,13 @@
         </w:rPr>
         <w:t>李白</w:t>
       </w:r>
-      <w:proofErr w:type="gramStart"/>
-      <w:r>
-        <w:rPr>
-          <w:rFonts w:ascii="標楷體" w:eastAsia="標楷體" w:hAnsi="標楷體" w:hint="eastAsia"/>
-          <w:sz w:val="28"/>
-          <w:szCs w:val="28"/>
-        </w:rPr>
-        <w:t>從東遊回來</w:t>
-      </w:r>
-      <w:proofErr w:type="gramEnd"/>
-      <w:r>
-        <w:rPr>
-          <w:rFonts w:ascii="標楷體" w:eastAsia="標楷體" w:hAnsi="標楷體" w:hint="eastAsia"/>
-          <w:sz w:val="28"/>
-          <w:szCs w:val="28"/>
-        </w:rPr>
-        <w:t>，來到</w:t>
+      <w:r>
+        <w:rPr>
+          <w:rFonts w:ascii="標楷體" w:eastAsia="標楷體" w:hAnsi="標楷體" w:hint="eastAsia"/>
+          <w:sz w:val="28"/>
+          <w:szCs w:val="28"/>
+        </w:rPr>
+        <w:t>從東遊回來，來到</w:t>
       </w:r>
       <w:r>
         <w:rPr>
@@ -1415,7 +980,6 @@
         </w:rPr>
         <w:t xml:space="preserve"> </w:t>
       </w:r>
-      <w:proofErr w:type="gramStart"/>
       <w:r>
         <w:rPr>
           <w:rFonts w:ascii="標楷體" w:eastAsia="標楷體" w:hAnsi="標楷體" w:hint="eastAsia"/>
@@ -1425,7 +989,6 @@
         </w:rPr>
         <w:t>安陸</w:t>
       </w:r>
-      <w:proofErr w:type="gramEnd"/>
       <w:r>
         <w:rPr>
           <w:rFonts w:ascii="標楷體" w:eastAsia="標楷體" w:hAnsi="標楷體" w:hint="eastAsia"/>
@@ -1434,7 +997,6 @@
         </w:rPr>
         <w:t>，當時他已經27歲了。他在</w:t>
       </w:r>
-      <w:proofErr w:type="gramStart"/>
       <w:r>
         <w:rPr>
           <w:rFonts w:ascii="標楷體" w:eastAsia="標楷體" w:hAnsi="標楷體" w:hint="eastAsia"/>
@@ -1450,34 +1012,7 @@
           <w:sz w:val="28"/>
           <w:szCs w:val="28"/>
         </w:rPr>
-        <w:t>住</w:t>
-      </w:r>
-      <w:proofErr w:type="gramEnd"/>
-      <w:r>
-        <w:rPr>
-          <w:rFonts w:ascii="標楷體" w:eastAsia="標楷體" w:hAnsi="標楷體" w:hint="eastAsia"/>
-          <w:sz w:val="28"/>
-          <w:szCs w:val="28"/>
-        </w:rPr>
-        <w:t>了大約十年，但大部分時間都是詩酒相伴、四處遊歷。他</w:t>
-      </w:r>
-      <w:proofErr w:type="gramStart"/>
-      <w:r>
-        <w:rPr>
-          <w:rFonts w:ascii="標楷體" w:eastAsia="標楷體" w:hAnsi="標楷體" w:hint="eastAsia"/>
-          <w:sz w:val="28"/>
-          <w:szCs w:val="28"/>
-        </w:rPr>
-        <w:t>自己說過</w:t>
-      </w:r>
-      <w:proofErr w:type="gramEnd"/>
-      <w:r>
-        <w:rPr>
-          <w:rFonts w:ascii="標楷體" w:eastAsia="標楷體" w:hAnsi="標楷體" w:hint="eastAsia"/>
-          <w:sz w:val="28"/>
-          <w:szCs w:val="28"/>
-        </w:rPr>
-        <w:t>：</w:t>
+        <w:t>住了大約十年，但大部分時間都是詩酒相伴、四處遊歷。他自己說過：</w:t>
       </w:r>
       <w:r>
         <w:rPr>
@@ -1487,23 +1022,13 @@
         </w:rPr>
         <w:t>「</w:t>
       </w:r>
-      <w:proofErr w:type="gramStart"/>
-      <w:r>
-        <w:rPr>
-          <w:rFonts w:ascii="標楷體" w:eastAsia="標楷體" w:hAnsi="標楷體" w:hint="eastAsia"/>
-          <w:sz w:val="28"/>
-          <w:szCs w:val="28"/>
-        </w:rPr>
-        <w:t>酒隱安陸</w:t>
-      </w:r>
-      <w:proofErr w:type="gramEnd"/>
-      <w:r>
-        <w:rPr>
-          <w:rFonts w:ascii="標楷體" w:eastAsia="標楷體" w:hAnsi="標楷體" w:hint="eastAsia"/>
-          <w:sz w:val="28"/>
-          <w:szCs w:val="28"/>
-        </w:rPr>
-        <w:t>，蹉跎十年。</w:t>
+      <w:r>
+        <w:rPr>
+          <w:rFonts w:ascii="標楷體" w:eastAsia="標楷體" w:hAnsi="標楷體" w:hint="eastAsia"/>
+          <w:sz w:val="28"/>
+          <w:szCs w:val="28"/>
+        </w:rPr>
+        <w:t>酒隱安陸，蹉跎十年。</w:t>
       </w:r>
       <w:r>
         <w:rPr>
@@ -1524,7 +1049,7 @@
     </w:p>
     <w:p>
       <w:pPr>
-        <w:spacing w:line="360" w:lineRule="exact"/>
+        <w:spacing w:line="440" w:lineRule="exact"/>
         <w:jc w:val="both"/>
         <w:rPr>
           <w:rFonts w:ascii="標楷體" w:eastAsia="標楷體" w:hAnsi="標楷體"/>
@@ -1546,18 +1071,8 @@
           <w:sz w:val="28"/>
           <w:szCs w:val="28"/>
         </w:rPr>
-        <w:t>在</w:t>
-      </w:r>
-      <w:proofErr w:type="gramStart"/>
-      <w:r>
-        <w:rPr>
-          <w:rFonts w:ascii="標楷體" w:eastAsia="標楷體" w:hAnsi="標楷體" w:hint="eastAsia"/>
-          <w:sz w:val="28"/>
-          <w:szCs w:val="28"/>
-        </w:rPr>
-        <w:t>安陸期間，</w:t>
-      </w:r>
-      <w:proofErr w:type="gramEnd"/>
+        <w:t>在安陸期間，</w:t>
+      </w:r>
       <w:r>
         <w:rPr>
           <w:rFonts w:ascii="標楷體" w:eastAsia="標楷體" w:hAnsi="標楷體" w:hint="eastAsia"/>
@@ -1635,7 +1150,6 @@
         </w:rPr>
         <w:t>孟浩然</w:t>
       </w:r>
-      <w:proofErr w:type="gramStart"/>
       <w:r>
         <w:rPr>
           <w:rFonts w:ascii="標楷體" w:eastAsia="標楷體" w:hAnsi="標楷體" w:hint="eastAsia"/>
@@ -1653,7 +1167,6 @@
         </w:rPr>
         <w:t>廣陵</w:t>
       </w:r>
-      <w:proofErr w:type="gramEnd"/>
       <w:r>
         <w:rPr>
           <w:rFonts w:ascii="標楷體" w:eastAsia="標楷體" w:hAnsi="標楷體" w:hint="eastAsia"/>
@@ -1694,25 +1207,7 @@
           <w:sz w:val="28"/>
           <w:szCs w:val="28"/>
         </w:rPr>
-        <w:t>），就</w:t>
-      </w:r>
-      <w:proofErr w:type="gramStart"/>
-      <w:r>
-        <w:rPr>
-          <w:rFonts w:ascii="標楷體" w:eastAsia="標楷體" w:hAnsi="標楷體" w:hint="eastAsia"/>
-          <w:sz w:val="28"/>
-          <w:szCs w:val="28"/>
-        </w:rPr>
-        <w:t>託</w:t>
-      </w:r>
-      <w:proofErr w:type="gramEnd"/>
-      <w:r>
-        <w:rPr>
-          <w:rFonts w:ascii="標楷體" w:eastAsia="標楷體" w:hAnsi="標楷體" w:hint="eastAsia"/>
-          <w:sz w:val="28"/>
-          <w:szCs w:val="28"/>
-        </w:rPr>
-        <w:t>人帶信，約他在</w:t>
+        <w:t>），就託人帶信，約他在</w:t>
       </w:r>
       <w:r>
         <w:rPr>
@@ -1822,7 +1317,7 @@
     </w:p>
     <w:p>
       <w:pPr>
-        <w:spacing w:line="360" w:lineRule="exact"/>
+        <w:spacing w:line="420" w:lineRule="exact"/>
         <w:jc w:val="both"/>
         <w:rPr>
           <w:rFonts w:ascii="標楷體" w:eastAsia="標楷體" w:hAnsi="標楷體"/>
@@ -1878,19 +1373,8 @@
           <w:sz w:val="28"/>
           <w:szCs w:val="28"/>
         </w:rPr>
-        <w:t>的送別詩，情感真摯而意境悠遠。</w:t>
-      </w:r>
-      <w:proofErr w:type="gramStart"/>
-      <w:r>
-        <w:rPr>
-          <w:rFonts w:ascii="標楷體" w:eastAsia="標楷體" w:hAnsi="標楷體" w:hint="eastAsia"/>
-          <w:spacing w:val="-6"/>
-          <w:sz w:val="28"/>
-          <w:szCs w:val="28"/>
-        </w:rPr>
-        <w:t>首句</w:t>
-      </w:r>
-      <w:proofErr w:type="gramEnd"/>
+        <w:t>的送別詩，情感真摯而意境悠遠。首句</w:t>
+      </w:r>
       <w:r>
         <w:rPr>
           <w:rFonts w:ascii="標楷體" w:eastAsia="標楷體" w:hAnsi="標楷體" w:hint="eastAsia"/>
@@ -1900,7 +1384,6 @@
         </w:rPr>
         <w:t>「</w:t>
       </w:r>
-      <w:proofErr w:type="gramStart"/>
       <w:r>
         <w:rPr>
           <w:rFonts w:ascii="標楷體" w:eastAsia="標楷體" w:hAnsi="標楷體" w:hint="eastAsia"/>
@@ -1910,7 +1393,6 @@
         </w:rPr>
         <w:t>故人西辭黃鶴樓</w:t>
       </w:r>
-      <w:proofErr w:type="gramEnd"/>
       <w:r>
         <w:rPr>
           <w:rFonts w:ascii="標楷體" w:eastAsia="標楷體" w:hAnsi="標楷體" w:hint="eastAsia"/>
@@ -1995,7 +1477,6 @@
         </w:rPr>
         <w:t>「</w:t>
       </w:r>
-      <w:proofErr w:type="gramStart"/>
       <w:r>
         <w:rPr>
           <w:rFonts w:ascii="標楷體" w:eastAsia="標楷體" w:hAnsi="標楷體" w:hint="eastAsia"/>
@@ -2005,7 +1486,6 @@
         </w:rPr>
         <w:t>西辭</w:t>
       </w:r>
-      <w:proofErr w:type="gramEnd"/>
       <w:r>
         <w:rPr>
           <w:rFonts w:ascii="標楷體" w:eastAsia="標楷體" w:hAnsi="標楷體" w:hint="eastAsia"/>
@@ -2027,7 +1507,7 @@
     </w:p>
     <w:p>
       <w:pPr>
-        <w:spacing w:line="360" w:lineRule="exact"/>
+        <w:spacing w:line="420" w:lineRule="exact"/>
         <w:jc w:val="both"/>
         <w:rPr>
           <w:rFonts w:ascii="標楷體" w:eastAsia="標楷體" w:hAnsi="標楷體"/>
@@ -2045,7 +1525,6 @@
         </w:rPr>
         <w:t xml:space="preserve">　　</w:t>
       </w:r>
-      <w:proofErr w:type="gramStart"/>
       <w:r>
         <w:rPr>
           <w:rFonts w:ascii="標楷體" w:eastAsia="標楷體" w:hAnsi="標楷體" w:hint="eastAsia"/>
@@ -2055,7 +1534,6 @@
         </w:rPr>
         <w:t>次句</w:t>
       </w:r>
-      <w:proofErr w:type="gramEnd"/>
       <w:r>
         <w:rPr>
           <w:rFonts w:ascii="標楷體" w:eastAsia="標楷體" w:hAnsi="標楷體" w:hint="eastAsia"/>
@@ -2090,27 +1568,7 @@
           <w:sz w:val="28"/>
           <w:szCs w:val="28"/>
         </w:rPr>
-        <w:t>，描寫了三月江南</w:t>
-      </w:r>
-      <w:proofErr w:type="gramStart"/>
-      <w:r>
-        <w:rPr>
-          <w:rFonts w:ascii="標楷體" w:eastAsia="標楷體" w:hAnsi="標楷體" w:hint="eastAsia"/>
-          <w:spacing w:val="-6"/>
-          <w:sz w:val="28"/>
-          <w:szCs w:val="28"/>
-        </w:rPr>
-        <w:t>的春景</w:t>
-      </w:r>
-      <w:proofErr w:type="gramEnd"/>
-      <w:r>
-        <w:rPr>
-          <w:rFonts w:ascii="標楷體" w:eastAsia="標楷體" w:hAnsi="標楷體" w:hint="eastAsia"/>
-          <w:spacing w:val="-6"/>
-          <w:sz w:val="28"/>
-          <w:szCs w:val="28"/>
-        </w:rPr>
-        <w:t>，煙雨</w:t>
+        <w:t>，描寫了三月江南的春景，煙雨</w:t>
       </w:r>
       <w:r>
         <w:rPr>
@@ -2209,7 +1667,7 @@
     </w:p>
     <w:p>
       <w:pPr>
-        <w:spacing w:line="360" w:lineRule="exact"/>
+        <w:spacing w:line="420" w:lineRule="exact"/>
         <w:jc w:val="both"/>
         <w:rPr>
           <w:rFonts w:ascii="標楷體" w:eastAsia="標楷體" w:hAnsi="標楷體"/>
@@ -2245,17 +1703,78 @@
         </w:rPr>
         <w:t>「</w:t>
       </w:r>
-      <w:proofErr w:type="gramStart"/>
-      <w:r>
-        <w:rPr>
-          <w:rFonts w:ascii="標楷體" w:eastAsia="標楷體" w:hAnsi="標楷體" w:hint="eastAsia"/>
-          <w:spacing w:val="-6"/>
-          <w:sz w:val="28"/>
-          <w:szCs w:val="28"/>
-        </w:rPr>
-        <w:t>孤帆遠影</w:t>
-      </w:r>
-      <w:proofErr w:type="gramEnd"/>
+      <w:r>
+        <w:rPr>
+          <w:rFonts w:ascii="標楷體" w:eastAsia="標楷體" w:hAnsi="標楷體" w:hint="eastAsia"/>
+          <w:spacing w:val="-6"/>
+          <w:sz w:val="28"/>
+          <w:szCs w:val="28"/>
+        </w:rPr>
+        <w:t>孤帆遠影碧空盡</w:t>
+      </w:r>
+      <w:r>
+        <w:rPr>
+          <w:rFonts w:ascii="標楷體" w:eastAsia="標楷體" w:hAnsi="標楷體" w:hint="eastAsia"/>
+          <w:spacing w:val="-6"/>
+          <w:sz w:val="28"/>
+          <w:szCs w:val="28"/>
+        </w:rPr>
+        <w:t>」</w:t>
+      </w:r>
+      <w:r>
+        <w:rPr>
+          <w:rFonts w:ascii="標楷體" w:eastAsia="標楷體" w:hAnsi="標楷體" w:hint="eastAsia"/>
+          <w:spacing w:val="-6"/>
+          <w:sz w:val="28"/>
+          <w:szCs w:val="28"/>
+        </w:rPr>
+        <w:t>，將視線轉向友人遠行的場景。</w:t>
+      </w:r>
+      <w:r>
+        <w:rPr>
+          <w:rFonts w:ascii="標楷體" w:eastAsia="標楷體" w:hAnsi="標楷體" w:hint="eastAsia"/>
+          <w:spacing w:val="-6"/>
+          <w:sz w:val="28"/>
+          <w:szCs w:val="28"/>
+        </w:rPr>
+        <w:t>「</w:t>
+      </w:r>
+      <w:r>
+        <w:rPr>
+          <w:rFonts w:ascii="標楷體" w:eastAsia="標楷體" w:hAnsi="標楷體" w:hint="eastAsia"/>
+          <w:spacing w:val="-6"/>
+          <w:sz w:val="28"/>
+          <w:szCs w:val="28"/>
+        </w:rPr>
+        <w:t>孤帆</w:t>
+      </w:r>
+      <w:r>
+        <w:rPr>
+          <w:rFonts w:ascii="標楷體" w:eastAsia="標楷體" w:hAnsi="標楷體" w:hint="eastAsia"/>
+          <w:spacing w:val="-6"/>
+          <w:sz w:val="28"/>
+          <w:szCs w:val="28"/>
+        </w:rPr>
+        <w:t>」</w:t>
+      </w:r>
+      <w:r>
+        <w:rPr>
+          <w:rFonts w:ascii="標楷體" w:eastAsia="標楷體" w:hAnsi="標楷體" w:hint="eastAsia"/>
+          <w:spacing w:val="-6"/>
+          <w:sz w:val="28"/>
+          <w:szCs w:val="28"/>
+        </w:rPr>
+        <w:t>突出旅途的孤單與遼遠，</w:t>
+      </w:r>
+      <w:r>
+        <w:rPr>
+          <w:rFonts w:ascii="標楷體" w:eastAsia="標楷體" w:hAnsi="標楷體" w:hint="eastAsia"/>
+          <w:spacing w:val="-6"/>
+          <w:sz w:val="28"/>
+          <w:szCs w:val="28"/>
+        </w:rPr>
+        <w:t>「</w:t>
+      </w:r>
       <w:r>
         <w:rPr>
           <w:rFonts w:ascii="標楷體" w:eastAsia="標楷體" w:hAnsi="標楷體" w:hint="eastAsia"/>
@@ -2281,92 +1800,7 @@
           <w:sz w:val="28"/>
           <w:szCs w:val="28"/>
         </w:rPr>
-        <w:t>，將視線轉向友人遠行的場景。</w:t>
-      </w:r>
-      <w:r>
-        <w:rPr>
-          <w:rFonts w:ascii="標楷體" w:eastAsia="標楷體" w:hAnsi="標楷體" w:hint="eastAsia"/>
-          <w:spacing w:val="-6"/>
-          <w:sz w:val="28"/>
-          <w:szCs w:val="28"/>
-        </w:rPr>
-        <w:t>「</w:t>
-      </w:r>
-      <w:proofErr w:type="gramStart"/>
-      <w:r>
-        <w:rPr>
-          <w:rFonts w:ascii="標楷體" w:eastAsia="標楷體" w:hAnsi="標楷體" w:hint="eastAsia"/>
-          <w:spacing w:val="-6"/>
-          <w:sz w:val="28"/>
-          <w:szCs w:val="28"/>
-        </w:rPr>
-        <w:t>孤帆</w:t>
-      </w:r>
-      <w:r>
-        <w:rPr>
-          <w:rFonts w:ascii="標楷體" w:eastAsia="標楷體" w:hAnsi="標楷體" w:hint="eastAsia"/>
-          <w:spacing w:val="-6"/>
-          <w:sz w:val="28"/>
-          <w:szCs w:val="28"/>
-        </w:rPr>
-        <w:t>」</w:t>
-      </w:r>
-      <w:proofErr w:type="gramEnd"/>
-      <w:r>
-        <w:rPr>
-          <w:rFonts w:ascii="標楷體" w:eastAsia="標楷體" w:hAnsi="標楷體" w:hint="eastAsia"/>
-          <w:spacing w:val="-6"/>
-          <w:sz w:val="28"/>
-          <w:szCs w:val="28"/>
-        </w:rPr>
-        <w:t>突出旅途的孤單與遼遠，</w:t>
-      </w:r>
-      <w:r>
-        <w:rPr>
-          <w:rFonts w:ascii="標楷體" w:eastAsia="標楷體" w:hAnsi="標楷體" w:hint="eastAsia"/>
-          <w:spacing w:val="-6"/>
-          <w:sz w:val="28"/>
-          <w:szCs w:val="28"/>
-        </w:rPr>
-        <w:t>「</w:t>
-      </w:r>
-      <w:r>
-        <w:rPr>
-          <w:rFonts w:ascii="標楷體" w:eastAsia="標楷體" w:hAnsi="標楷體" w:hint="eastAsia"/>
-          <w:spacing w:val="-6"/>
-          <w:sz w:val="28"/>
-          <w:szCs w:val="28"/>
-        </w:rPr>
-        <w:t>碧空盡</w:t>
-      </w:r>
-      <w:r>
-        <w:rPr>
-          <w:rFonts w:ascii="標楷體" w:eastAsia="標楷體" w:hAnsi="標楷體" w:hint="eastAsia"/>
-          <w:spacing w:val="-6"/>
-          <w:sz w:val="28"/>
-          <w:szCs w:val="28"/>
-        </w:rPr>
-        <w:t>」</w:t>
-      </w:r>
-      <w:proofErr w:type="gramStart"/>
-      <w:r>
-        <w:rPr>
-          <w:rFonts w:ascii="標楷體" w:eastAsia="標楷體" w:hAnsi="標楷體" w:hint="eastAsia"/>
-          <w:spacing w:val="-6"/>
-          <w:sz w:val="28"/>
-          <w:szCs w:val="28"/>
-        </w:rPr>
-        <w:t>描繪帆影</w:t>
-      </w:r>
-      <w:proofErr w:type="gramEnd"/>
-      <w:r>
-        <w:rPr>
-          <w:rFonts w:ascii="標楷體" w:eastAsia="標楷體" w:hAnsi="標楷體" w:hint="eastAsia"/>
-          <w:spacing w:val="-6"/>
-          <w:sz w:val="28"/>
-          <w:szCs w:val="28"/>
-        </w:rPr>
-        <w:t>消失在廣闊天空的</w:t>
+        <w:t>描繪帆影消失在廣闊天空的</w:t>
       </w:r>
       <w:r>
         <w:rPr>
@@ -2456,7 +1890,7 @@
     </w:p>
     <w:p>
       <w:pPr>
-        <w:spacing w:line="360" w:lineRule="exact"/>
+        <w:spacing w:line="420" w:lineRule="exact"/>
         <w:jc w:val="both"/>
         <w:rPr>
           <w:rFonts w:ascii="標楷體" w:eastAsia="標楷體" w:hAnsi="標楷體"/>
@@ -2474,45 +1908,14 @@
         </w:rPr>
         <w:t xml:space="preserve">　　</w:t>
       </w:r>
-      <w:proofErr w:type="gramStart"/>
-      <w:r>
-        <w:rPr>
-          <w:rFonts w:ascii="標楷體" w:eastAsia="標楷體" w:hAnsi="標楷體" w:hint="eastAsia"/>
-          <w:spacing w:val="-6"/>
-          <w:sz w:val="28"/>
-          <w:szCs w:val="28"/>
-        </w:rPr>
-        <w:t>全詩以</w:t>
-      </w:r>
-      <w:proofErr w:type="gramEnd"/>
-      <w:r>
-        <w:rPr>
-          <w:rFonts w:ascii="標楷體" w:eastAsia="標楷體" w:hAnsi="標楷體" w:hint="eastAsia"/>
-          <w:spacing w:val="-6"/>
-          <w:sz w:val="28"/>
-          <w:szCs w:val="28"/>
-        </w:rPr>
-        <w:t>景寄情，動靜結合，層層遞進。前兩句描寫送別的背景與自然景色，</w:t>
-      </w:r>
-      <w:proofErr w:type="gramStart"/>
-      <w:r>
-        <w:rPr>
-          <w:rFonts w:ascii="標楷體" w:eastAsia="標楷體" w:hAnsi="標楷體" w:hint="eastAsia"/>
-          <w:spacing w:val="-6"/>
-          <w:sz w:val="28"/>
-          <w:szCs w:val="28"/>
-        </w:rPr>
-        <w:t>後兩句則寫</w:t>
-      </w:r>
-      <w:proofErr w:type="gramEnd"/>
-      <w:r>
-        <w:rPr>
-          <w:rFonts w:ascii="標楷體" w:eastAsia="標楷體" w:hAnsi="標楷體" w:hint="eastAsia"/>
-          <w:spacing w:val="-6"/>
-          <w:sz w:val="28"/>
-          <w:szCs w:val="28"/>
-        </w:rPr>
-        <w:t>遠行與江水，形成由具體到抽象、由視覺到情感的過渡。語言平淡自然，意境卻深遠悠長，既有江南三月的明麗景致，也</w:t>
+      <w:r>
+        <w:rPr>
+          <w:rFonts w:ascii="標楷體" w:eastAsia="標楷體" w:hAnsi="標楷體" w:hint="eastAsia"/>
+          <w:spacing w:val="-6"/>
+          <w:sz w:val="28"/>
+          <w:szCs w:val="28"/>
+        </w:rPr>
+        <w:t>全詩以景寄情，動靜結合，層層遞進。前兩句描寫送別的背景與自然景色，後兩句則寫遠行與江水，形成由具體到抽象、由視覺到情感的過渡。語言平淡自然，意境卻深遠悠長，既有江南三月的明麗景致，也</w:t>
       </w:r>
       <w:r>
         <w:rPr>
@@ -2583,7 +1986,7 @@
           <w:numId w:val="2"/>
         </w:numPr>
         <w:spacing w:line="360" w:lineRule="exact"/>
-        <w:ind w:leftChars="0"/>
+        <w:ind w:leftChars="0" w:left="284" w:hanging="284"/>
         <w:jc w:val="both"/>
         <w:rPr>
           <w:rFonts w:ascii="標楷體" w:eastAsia="標楷體" w:hAnsi="標楷體"/>
@@ -2607,55 +2010,13 @@
         </w:rPr>
         <w:t>：</w:t>
       </w:r>
-    </w:p>
-    <w:p>
-      <w:pPr>
-        <w:pStyle w:val="a9"/>
-        <w:numPr>
-          <w:ilvl w:val="0"/>
-          <w:numId w:val="3"/>
-        </w:numPr>
-        <w:spacing w:line="360" w:lineRule="exact"/>
-        <w:ind w:leftChars="0"/>
-        <w:jc w:val="both"/>
+      <w:r>
         <w:rPr>
           <w:rFonts w:ascii="標楷體" w:eastAsia="標楷體" w:hAnsi="標楷體"/>
           <w:sz w:val="28"/>
           <w:szCs w:val="28"/>
         </w:rPr>
-      </w:pPr>
-      <w:r>
-        <w:rPr>
-          <w:rFonts w:ascii="標楷體" w:eastAsia="標楷體" w:hAnsi="標楷體" w:hint="eastAsia"/>
-          <w:sz w:val="28"/>
-          <w:szCs w:val="28"/>
-        </w:rPr>
-        <w:t>水勢盛大壯闊的樣子。【例】江水浩浩蕩蕩的向東流去，直奔大海。</w:t>
-      </w:r>
-    </w:p>
-    <w:p>
-      <w:pPr>
-        <w:pStyle w:val="a9"/>
-        <w:numPr>
-          <w:ilvl w:val="0"/>
-          <w:numId w:val="3"/>
-        </w:numPr>
-        <w:spacing w:line="360" w:lineRule="exact"/>
-        <w:ind w:leftChars="0"/>
-        <w:jc w:val="both"/>
-        <w:rPr>
-          <w:rFonts w:ascii="標楷體" w:eastAsia="標楷體" w:hAnsi="標楷體"/>
-          <w:sz w:val="28"/>
-          <w:szCs w:val="28"/>
-        </w:rPr>
-      </w:pPr>
-      <w:r>
-        <w:rPr>
-          <w:rFonts w:ascii="標楷體" w:eastAsia="標楷體" w:hAnsi="標楷體" w:hint="eastAsia"/>
-          <w:sz w:val="28"/>
-          <w:szCs w:val="28"/>
-        </w:rPr>
-        <w:t>形容氣勢雄壯、規模宏大。【例】遊行隊伍浩浩蕩蕩的前進，吸引了大批群眾圍觀。</w:t>
+        <w:t>形容水勢廣大壯闊奔騰不息的樣子，也常用來形容事物的壯闊或聲勢浩大。形容長江水流的壯闊氣勢，呼應末句「長江天際流」中滔滔不絕、綿延不盡的江水。</w:t>
       </w:r>
     </w:p>
     <w:p>
@@ -2666,7 +2027,7 @@
           <w:numId w:val="2"/>
         </w:numPr>
         <w:spacing w:line="360" w:lineRule="exact"/>
-        <w:ind w:leftChars="0"/>
+        <w:ind w:leftChars="0" w:left="284" w:hanging="284"/>
         <w:jc w:val="both"/>
         <w:rPr>
           <w:rFonts w:ascii="標楷體" w:eastAsia="標楷體" w:hAnsi="標楷體"/>
@@ -2674,16 +2035,14 @@
           <w:szCs w:val="28"/>
         </w:rPr>
       </w:pPr>
-      <w:proofErr w:type="gramStart"/>
-      <w:r>
-        <w:rPr>
-          <w:rFonts w:ascii="標楷體" w:eastAsia="標楷體" w:hAnsi="標楷體" w:hint="eastAsia"/>
-          <w:sz w:val="28"/>
-          <w:szCs w:val="28"/>
-        </w:rPr>
-        <w:t>出蜀壯遊</w:t>
-      </w:r>
-      <w:proofErr w:type="gramEnd"/>
+      <w:r>
+        <w:rPr>
+          <w:rFonts w:ascii="標楷體" w:eastAsia="標楷體" w:hAnsi="標楷體" w:hint="eastAsia"/>
+          <w:sz w:val="28"/>
+          <w:szCs w:val="28"/>
+        </w:rPr>
+        <w:t>精練</w:t>
+      </w:r>
       <w:r>
         <w:rPr>
           <w:rFonts w:ascii="標楷體" w:eastAsia="標楷體" w:hAnsi="標楷體" w:hint="eastAsia"/>
@@ -2694,48 +2053,44 @@
       </w:r>
       <w:r>
         <w:rPr>
-          <w:rFonts w:ascii="標楷體" w:eastAsia="標楷體" w:hAnsi="標楷體" w:hint="eastAsia"/>
-          <w:sz w:val="28"/>
-          <w:szCs w:val="28"/>
-          <w:u w:val="single"/>
-        </w:rPr>
-        <w:t>李白</w:t>
-      </w:r>
-      <w:proofErr w:type="gramStart"/>
-      <w:r>
-        <w:rPr>
-          <w:rFonts w:ascii="標楷體" w:eastAsia="標楷體" w:hAnsi="標楷體" w:hint="eastAsia"/>
-          <w:sz w:val="28"/>
-          <w:szCs w:val="28"/>
-        </w:rPr>
-        <w:t>離開蜀地</w:t>
-      </w:r>
-      <w:proofErr w:type="gramEnd"/>
-      <w:r>
-        <w:rPr>
-          <w:rFonts w:ascii="標楷體" w:eastAsia="標楷體" w:hAnsi="標楷體" w:hint="eastAsia"/>
-          <w:sz w:val="28"/>
-          <w:szCs w:val="28"/>
-        </w:rPr>
-        <w:t>，開始他年輕時雄心壯志、四處漫遊、遊歷各地的生活。這時期的他追求自由、欣賞自然、交遊名士，也創作了</w:t>
-      </w:r>
-      <w:proofErr w:type="gramStart"/>
-      <w:r>
-        <w:rPr>
-          <w:rFonts w:ascii="標楷體" w:eastAsia="標楷體" w:hAnsi="標楷體" w:hint="eastAsia"/>
-          <w:sz w:val="28"/>
-          <w:szCs w:val="28"/>
-        </w:rPr>
-        <w:t>許多名篇</w:t>
-      </w:r>
-      <w:proofErr w:type="gramEnd"/>
-      <w:r>
-        <w:rPr>
-          <w:rFonts w:ascii="標楷體" w:eastAsia="標楷體" w:hAnsi="標楷體" w:hint="eastAsia"/>
-          <w:sz w:val="28"/>
-          <w:szCs w:val="28"/>
-        </w:rPr>
-        <w:t>。</w:t>
+          <w:rFonts w:ascii="標楷體" w:eastAsia="標楷體" w:hAnsi="標楷體"/>
+          <w:sz w:val="28"/>
+          <w:szCs w:val="28"/>
+        </w:rPr>
+        <w:t>簡潔俐落，毫無冗言贅字，且涵義深刻。指這首送別詩篇幅雖短，但字字珠璣</w:t>
+      </w:r>
+      <w:r>
+        <w:rPr>
+          <w:rFonts w:ascii="標楷體" w:eastAsia="標楷體" w:hAnsi="標楷體" w:hint="eastAsia"/>
+          <w:sz w:val="28"/>
+          <w:szCs w:val="28"/>
+        </w:rPr>
+        <w:t>(</w:t>
+      </w:r>
+      <w:r>
+        <w:rPr>
+          <w:rFonts w:ascii="標楷體" w:eastAsia="標楷體" w:hAnsi="標楷體" w:hint="eastAsia"/>
+          <w:color w:val="EE0000"/>
+          <w:sz w:val="16"/>
+          <w:szCs w:val="16"/>
+        </w:rPr>
+        <w:t>ㄐㄧ</w:t>
+      </w:r>
+      <w:r>
+        <w:rPr>
+          <w:rFonts w:ascii="標楷體" w:eastAsia="標楷體" w:hAnsi="標楷體" w:hint="eastAsia"/>
+          <w:sz w:val="28"/>
+          <w:szCs w:val="28"/>
+        </w:rPr>
+        <w:t>)</w:t>
+      </w:r>
+      <w:r>
+        <w:rPr>
+          <w:rFonts w:ascii="標楷體" w:eastAsia="標楷體" w:hAnsi="標楷體"/>
+          <w:sz w:val="28"/>
+          <w:szCs w:val="28"/>
+        </w:rPr>
+        <w:t>、意境深遠，用最精簡的筆觸表達出極為深厚的離情別緒。</w:t>
       </w:r>
     </w:p>
     <w:p>
@@ -2746,63 +2101,79 @@
           <w:numId w:val="2"/>
         </w:numPr>
         <w:spacing w:line="360" w:lineRule="exact"/>
-        <w:ind w:leftChars="0"/>
+        <w:ind w:leftChars="0" w:left="284" w:hanging="284"/>
         <w:jc w:val="both"/>
         <w:rPr>
+          <w:rFonts w:ascii="標楷體" w:eastAsia="標楷體" w:hAnsi="標楷體" w:hint="eastAsia"/>
+          <w:sz w:val="28"/>
+          <w:szCs w:val="28"/>
+        </w:rPr>
+      </w:pPr>
+      <w:r>
+        <w:rPr>
+          <w:rFonts w:ascii="標楷體" w:eastAsia="標楷體" w:hAnsi="標楷體" w:hint="eastAsia"/>
+          <w:sz w:val="28"/>
+          <w:szCs w:val="28"/>
+        </w:rPr>
+        <w:t>烘托</w:t>
+      </w:r>
+      <w:r>
+        <w:rPr>
+          <w:rFonts w:ascii="標楷體" w:eastAsia="標楷體" w:hAnsi="標楷體" w:hint="eastAsia"/>
+          <w:sz w:val="28"/>
+          <w:szCs w:val="28"/>
+        </w:rPr>
+        <w:t>：</w:t>
+      </w:r>
+      <w:r>
+        <w:rPr>
+          <w:rFonts w:ascii="標楷體" w:eastAsia="標楷體" w:hAnsi="標楷體" w:hint="eastAsia"/>
+          <w:sz w:val="28"/>
+          <w:szCs w:val="28"/>
+        </w:rPr>
+        <w:t>從周圍或旁邊渲染，使主體或重點更加顯明。</w:t>
+      </w:r>
+      <w:r>
+        <w:rPr>
           <w:rFonts w:ascii="標楷體" w:eastAsia="標楷體" w:hAnsi="標楷體"/>
           <w:sz w:val="28"/>
           <w:szCs w:val="28"/>
         </w:rPr>
-      </w:pPr>
-      <w:r>
-        <w:rPr>
-          <w:rFonts w:ascii="標楷體" w:eastAsia="標楷體" w:hAnsi="標楷體" w:hint="eastAsia"/>
-          <w:sz w:val="28"/>
-          <w:szCs w:val="28"/>
-        </w:rPr>
-        <w:t>精練</w:t>
-      </w:r>
-      <w:r>
-        <w:rPr>
-          <w:rFonts w:ascii="標楷體" w:eastAsia="標楷體" w:hAnsi="標楷體" w:hint="eastAsia"/>
-          <w:sz w:val="28"/>
-          <w:szCs w:val="28"/>
-        </w:rPr>
-        <w:t>：</w:t>
-      </w:r>
-      <w:r>
-        <w:rPr>
-          <w:rFonts w:ascii="標楷體" w:eastAsia="標楷體" w:hAnsi="標楷體" w:hint="eastAsia"/>
-          <w:sz w:val="28"/>
-          <w:szCs w:val="28"/>
-        </w:rPr>
-        <w:t>簡潔精要。如：「這篇文章寫得非常精練。」也作「精</w:t>
-      </w:r>
-      <w:proofErr w:type="gramStart"/>
-      <w:r>
-        <w:rPr>
-          <w:rFonts w:ascii="標楷體" w:eastAsia="標楷體" w:hAnsi="標楷體" w:hint="eastAsia"/>
-          <w:sz w:val="28"/>
-          <w:szCs w:val="28"/>
-        </w:rPr>
-        <w:t>鍊</w:t>
-      </w:r>
-      <w:proofErr w:type="gramEnd"/>
-      <w:r>
-        <w:rPr>
-          <w:rFonts w:ascii="標楷體" w:eastAsia="標楷體" w:hAnsi="標楷體" w:hint="eastAsia"/>
-          <w:sz w:val="28"/>
-          <w:szCs w:val="28"/>
-        </w:rPr>
-        <w:t>」</w:t>
-      </w:r>
-      <w:r>
-        <w:rPr>
-          <w:rFonts w:ascii="標楷體" w:eastAsia="標楷體" w:hAnsi="標楷體" w:hint="eastAsia"/>
-          <w:sz w:val="28"/>
-          <w:szCs w:val="28"/>
-        </w:rPr>
-        <w:t>。</w:t>
+        <w:t>詩中以三月</w:t>
+      </w:r>
+      <w:r>
+        <w:rPr>
+          <w:rFonts w:ascii="標楷體" w:eastAsia="標楷體" w:hAnsi="標楷體"/>
+          <w:sz w:val="28"/>
+          <w:szCs w:val="28"/>
+          <w:u w:val="single"/>
+        </w:rPr>
+        <w:t>江南</w:t>
+      </w:r>
+      <w:r>
+        <w:rPr>
+          <w:rFonts w:ascii="標楷體" w:eastAsia="標楷體" w:hAnsi="標楷體"/>
+          <w:sz w:val="28"/>
+          <w:szCs w:val="28"/>
+        </w:rPr>
+        <w:t>迷濛美麗的春景（煙花三月），來烘托出友人順流而下前往</w:t>
+      </w:r>
+      <w:r>
+        <w:rPr>
+          <w:rFonts w:ascii="標楷體" w:eastAsia="標楷體" w:hAnsi="標楷體"/>
+          <w:sz w:val="28"/>
+          <w:szCs w:val="28"/>
+          <w:u w:val="single"/>
+        </w:rPr>
+        <w:t>揚州</w:t>
+      </w:r>
+      <w:r>
+        <w:rPr>
+          <w:rFonts w:ascii="標楷體" w:eastAsia="標楷體" w:hAnsi="標楷體"/>
+          <w:sz w:val="28"/>
+          <w:szCs w:val="28"/>
+        </w:rPr>
+        <w:t>的愉悅旅程，同時也映襯出詩人對友人遠行的深深祝福與牽掛。</w:t>
       </w:r>
     </w:p>
     <w:p>
@@ -2813,7 +2184,7 @@
           <w:numId w:val="2"/>
         </w:numPr>
         <w:spacing w:line="360" w:lineRule="exact"/>
-        <w:ind w:leftChars="0"/>
+        <w:ind w:leftChars="0" w:left="284" w:hanging="284"/>
         <w:jc w:val="both"/>
         <w:rPr>
           <w:rFonts w:ascii="標楷體" w:eastAsia="標楷體" w:hAnsi="標楷體"/>
@@ -2827,7 +2198,7 @@
           <w:sz w:val="28"/>
           <w:szCs w:val="28"/>
         </w:rPr>
-        <w:t>烘托</w:t>
+        <w:t>映襯</w:t>
       </w:r>
       <w:r>
         <w:rPr>
@@ -2839,50 +2210,11 @@
       </w:r>
       <w:r>
         <w:rPr>
-          <w:rFonts w:ascii="標楷體" w:eastAsia="標楷體" w:hAnsi="標楷體" w:hint="eastAsia"/>
-          <w:sz w:val="28"/>
-          <w:szCs w:val="28"/>
-        </w:rPr>
-        <w:t>從周圍或旁邊渲染，使主體或重點更加顯明。</w:t>
-      </w:r>
-    </w:p>
-    <w:p>
-      <w:pPr>
-        <w:pStyle w:val="a9"/>
-        <w:spacing w:line="360" w:lineRule="exact"/>
-        <w:ind w:leftChars="0"/>
-        <w:jc w:val="both"/>
-        <w:rPr>
           <w:rFonts w:ascii="標楷體" w:eastAsia="標楷體" w:hAnsi="標楷體"/>
           <w:sz w:val="28"/>
           <w:szCs w:val="28"/>
         </w:rPr>
-      </w:pPr>
-      <w:r>
-        <w:rPr>
-          <w:rFonts w:ascii="標楷體" w:eastAsia="標楷體" w:hAnsi="標楷體" w:hint="eastAsia"/>
-          <w:sz w:val="28"/>
-          <w:szCs w:val="28"/>
-        </w:rPr>
-        <w:t>【例】這</w:t>
-      </w:r>
-      <w:proofErr w:type="gramStart"/>
-      <w:r>
-        <w:rPr>
-          <w:rFonts w:ascii="標楷體" w:eastAsia="標楷體" w:hAnsi="標楷體" w:hint="eastAsia"/>
-          <w:sz w:val="28"/>
-          <w:szCs w:val="28"/>
-        </w:rPr>
-        <w:t>齣</w:t>
-      </w:r>
-      <w:proofErr w:type="gramEnd"/>
-      <w:r>
-        <w:rPr>
-          <w:rFonts w:ascii="標楷體" w:eastAsia="標楷體" w:hAnsi="標楷體" w:hint="eastAsia"/>
-          <w:sz w:val="28"/>
-          <w:szCs w:val="28"/>
-        </w:rPr>
-        <w:t>戲因為配角的烘托，使主角形象更為鮮明。</w:t>
+        <w:t>把兩種不同的觀念或事物互相對照，使各自的特點更顯著。透過春光明媚的自然景色與依依惜別的離情互相對照，既展現了春日的生機，也凸顯出詩人內心難捨的離愁。</w:t>
       </w:r>
     </w:p>
     <w:p>
@@ -2893,107 +2225,45 @@
           <w:numId w:val="2"/>
         </w:numPr>
         <w:spacing w:line="360" w:lineRule="exact"/>
-        <w:ind w:leftChars="0"/>
+        <w:ind w:leftChars="0" w:left="284" w:hanging="284"/>
         <w:jc w:val="both"/>
         <w:rPr>
+          <w:rFonts w:ascii="標楷體" w:eastAsia="標楷體" w:hAnsi="標楷體" w:hint="eastAsia"/>
+          <w:sz w:val="28"/>
+          <w:szCs w:val="28"/>
+        </w:rPr>
+      </w:pPr>
+      <w:r>
+        <w:rPr>
+          <w:rFonts w:ascii="標楷體" w:eastAsia="標楷體" w:hAnsi="標楷體" w:hint="eastAsia"/>
+          <w:sz w:val="28"/>
+          <w:szCs w:val="28"/>
+        </w:rPr>
+        <w:t>空靈</w:t>
+      </w:r>
+      <w:r>
+        <w:rPr>
+          <w:rFonts w:ascii="標楷體" w:eastAsia="標楷體" w:hAnsi="標楷體" w:hint="eastAsia"/>
+          <w:sz w:val="28"/>
+          <w:szCs w:val="28"/>
+        </w:rPr>
+        <w:t>：</w:t>
+      </w:r>
+      <w:r>
+        <w:rPr>
+          <w:rFonts w:ascii="標楷體" w:eastAsia="標楷體" w:hAnsi="標楷體" w:hint="eastAsia"/>
+          <w:sz w:val="28"/>
+          <w:szCs w:val="28"/>
+        </w:rPr>
+        <w:t>形容詩畫意境高遠，飄逸而蘊含神趣。</w:t>
+      </w:r>
+      <w:r>
+        <w:rPr>
           <w:rFonts w:ascii="標楷體" w:eastAsia="標楷體" w:hAnsi="標楷體"/>
           <w:sz w:val="28"/>
           <w:szCs w:val="28"/>
         </w:rPr>
-      </w:pPr>
-      <w:r>
-        <w:rPr>
-          <w:rFonts w:ascii="標楷體" w:eastAsia="標楷體" w:hAnsi="標楷體" w:hint="eastAsia"/>
-          <w:sz w:val="28"/>
-          <w:szCs w:val="28"/>
-        </w:rPr>
-        <w:t>映襯</w:t>
-      </w:r>
-    </w:p>
-    <w:p>
-      <w:pPr>
-        <w:pStyle w:val="a9"/>
-        <w:numPr>
-          <w:ilvl w:val="0"/>
-          <w:numId w:val="6"/>
-        </w:numPr>
-        <w:spacing w:line="360" w:lineRule="exact"/>
-        <w:ind w:leftChars="0"/>
-        <w:jc w:val="both"/>
-        <w:rPr>
-          <w:rFonts w:ascii="標楷體" w:eastAsia="標楷體" w:hAnsi="標楷體"/>
-          <w:sz w:val="28"/>
-          <w:szCs w:val="28"/>
-        </w:rPr>
-      </w:pPr>
-      <w:r>
-        <w:rPr>
-          <w:rFonts w:ascii="標楷體" w:eastAsia="標楷體" w:hAnsi="標楷體" w:hint="eastAsia"/>
-          <w:sz w:val="28"/>
-          <w:szCs w:val="28"/>
-        </w:rPr>
-        <w:t>映照烘托。【例】這棟建築紅</w:t>
-      </w:r>
-      <w:proofErr w:type="gramStart"/>
-      <w:r>
-        <w:rPr>
-          <w:rFonts w:ascii="標楷體" w:eastAsia="標楷體" w:hAnsi="標楷體" w:hint="eastAsia"/>
-          <w:sz w:val="28"/>
-          <w:szCs w:val="28"/>
-        </w:rPr>
-        <w:t>牆碧瓦，</w:t>
-      </w:r>
-      <w:proofErr w:type="gramEnd"/>
-      <w:r>
-        <w:rPr>
-          <w:rFonts w:ascii="標楷體" w:eastAsia="標楷體" w:hAnsi="標楷體" w:hint="eastAsia"/>
-          <w:sz w:val="28"/>
-          <w:szCs w:val="28"/>
-        </w:rPr>
-        <w:t>互相映襯，煞是好看。</w:t>
-      </w:r>
-    </w:p>
-    <w:p>
-      <w:pPr>
-        <w:pStyle w:val="a9"/>
-        <w:numPr>
-          <w:ilvl w:val="0"/>
-          <w:numId w:val="6"/>
-        </w:numPr>
-        <w:spacing w:line="360" w:lineRule="exact"/>
-        <w:ind w:leftChars="0"/>
-        <w:jc w:val="both"/>
-        <w:rPr>
-          <w:rFonts w:ascii="標楷體" w:eastAsia="標楷體" w:hAnsi="標楷體"/>
-          <w:sz w:val="28"/>
-          <w:szCs w:val="28"/>
-        </w:rPr>
-      </w:pPr>
-      <w:r>
-        <w:rPr>
-          <w:rFonts w:ascii="標楷體" w:eastAsia="標楷體" w:hAnsi="標楷體" w:hint="eastAsia"/>
-          <w:sz w:val="28"/>
-          <w:szCs w:val="28"/>
-        </w:rPr>
-        <w:t>將兩種不同的，特別是相反的觀念或事實，對列比較，從而使語氣增強、意義更為明顯的修辭法。如吳勝雄〈負荷〉</w:t>
-      </w:r>
-      <w:proofErr w:type="gramStart"/>
-      <w:r>
-        <w:rPr>
-          <w:rFonts w:ascii="標楷體" w:eastAsia="標楷體" w:hAnsi="標楷體" w:hint="eastAsia"/>
-          <w:sz w:val="28"/>
-          <w:szCs w:val="28"/>
-        </w:rPr>
-        <w:t>一</w:t>
-      </w:r>
-      <w:proofErr w:type="gramEnd"/>
-      <w:r>
-        <w:rPr>
-          <w:rFonts w:ascii="標楷體" w:eastAsia="標楷體" w:hAnsi="標楷體" w:hint="eastAsia"/>
-          <w:sz w:val="28"/>
-          <w:szCs w:val="28"/>
-        </w:rPr>
-        <w:t>文中「只因為這是生命中最沉重也是最甜蜜的負荷」，用「沉重」和「甜蜜」兩個相反的觀念，突顯出對家庭的熱愛與強烈的責任感。</w:t>
+        <w:t>形容友人船影漸漸消失在廣闊天際的畫面，營造出一種純淨、高遠且深具美感的視覺意境。</w:t>
       </w:r>
     </w:p>
     <w:p>
@@ -3004,7 +2274,7 @@
           <w:numId w:val="2"/>
         </w:numPr>
         <w:spacing w:line="360" w:lineRule="exact"/>
-        <w:ind w:leftChars="0"/>
+        <w:ind w:leftChars="0" w:left="284" w:hanging="284"/>
         <w:jc w:val="both"/>
         <w:rPr>
           <w:rFonts w:ascii="標楷體" w:eastAsia="標楷體" w:hAnsi="標楷體"/>
@@ -3018,7 +2288,7 @@
           <w:sz w:val="28"/>
           <w:szCs w:val="28"/>
         </w:rPr>
-        <w:t>空靈</w:t>
+        <w:t>寂寥</w:t>
       </w:r>
       <w:r>
         <w:rPr>
@@ -3030,50 +2300,11 @@
       </w:r>
       <w:r>
         <w:rPr>
-          <w:rFonts w:ascii="標楷體" w:eastAsia="標楷體" w:hAnsi="標楷體" w:hint="eastAsia"/>
-          <w:sz w:val="28"/>
-          <w:szCs w:val="28"/>
-        </w:rPr>
-        <w:t>形容詩畫意境高遠，飄逸而</w:t>
-      </w:r>
-      <w:proofErr w:type="gramStart"/>
-      <w:r>
-        <w:rPr>
-          <w:rFonts w:ascii="標楷體" w:eastAsia="標楷體" w:hAnsi="標楷體" w:hint="eastAsia"/>
-          <w:sz w:val="28"/>
-          <w:szCs w:val="28"/>
-        </w:rPr>
-        <w:t>蘊含神趣</w:t>
-      </w:r>
-      <w:proofErr w:type="gramEnd"/>
-      <w:r>
-        <w:rPr>
-          <w:rFonts w:ascii="標楷體" w:eastAsia="標楷體" w:hAnsi="標楷體" w:hint="eastAsia"/>
-          <w:sz w:val="28"/>
-          <w:szCs w:val="28"/>
-        </w:rPr>
-        <w:t>。</w:t>
-      </w:r>
-    </w:p>
-    <w:p>
-      <w:pPr>
-        <w:pStyle w:val="a9"/>
-        <w:spacing w:line="360" w:lineRule="exact"/>
-        <w:ind w:leftChars="0"/>
-        <w:jc w:val="both"/>
-        <w:rPr>
           <w:rFonts w:ascii="標楷體" w:eastAsia="標楷體" w:hAnsi="標楷體"/>
           <w:sz w:val="28"/>
           <w:szCs w:val="28"/>
         </w:rPr>
-      </w:pPr>
-      <w:r>
-        <w:rPr>
-          <w:rFonts w:ascii="標楷體" w:eastAsia="標楷體" w:hAnsi="標楷體" w:hint="eastAsia"/>
-          <w:sz w:val="28"/>
-          <w:szCs w:val="28"/>
-        </w:rPr>
-        <w:t>【例】中國山水畫，往往予人一種意境空靈的感覺。</w:t>
+        <w:t>孤單、冷清、空曠而寂靜。形容友人離去後，孤單的帆影最終沒入廣闊天空中，帶給詩人那種孤單、空蕩且略帶感傷的心理感受。</w:t>
       </w:r>
     </w:p>
     <w:p>
@@ -3084,7 +2315,7 @@
           <w:numId w:val="2"/>
         </w:numPr>
         <w:spacing w:line="360" w:lineRule="exact"/>
-        <w:ind w:leftChars="0"/>
+        <w:ind w:leftChars="0" w:left="284" w:hanging="284"/>
         <w:jc w:val="both"/>
         <w:rPr>
           <w:rFonts w:ascii="標楷體" w:eastAsia="標楷體" w:hAnsi="標楷體"/>
@@ -3098,57 +2329,40 @@
           <w:sz w:val="28"/>
           <w:szCs w:val="28"/>
         </w:rPr>
-        <w:t>寂寥</w:t>
-      </w:r>
-    </w:p>
-    <w:p>
-      <w:pPr>
-        <w:pStyle w:val="a9"/>
-        <w:numPr>
-          <w:ilvl w:val="0"/>
-          <w:numId w:val="7"/>
-        </w:numPr>
-        <w:spacing w:line="360" w:lineRule="exact"/>
-        <w:ind w:leftChars="0"/>
-        <w:jc w:val="both"/>
+        <w:t>蘊含</w:t>
+      </w:r>
+      <w:r>
+        <w:rPr>
+          <w:rFonts w:ascii="標楷體" w:eastAsia="標楷體" w:hAnsi="標楷體" w:hint="eastAsia"/>
+          <w:sz w:val="28"/>
+          <w:szCs w:val="28"/>
+        </w:rPr>
+        <w:t>：</w:t>
+      </w:r>
+      <w:r>
         <w:rPr>
           <w:rFonts w:ascii="標楷體" w:eastAsia="標楷體" w:hAnsi="標楷體"/>
           <w:sz w:val="28"/>
           <w:szCs w:val="28"/>
         </w:rPr>
-      </w:pPr>
-      <w:r>
-        <w:rPr>
-          <w:rFonts w:ascii="標楷體" w:eastAsia="標楷體" w:hAnsi="標楷體" w:hint="eastAsia"/>
-          <w:sz w:val="28"/>
-          <w:szCs w:val="28"/>
-        </w:rPr>
-        <w:t>寂靜冷清。【例】寒冷的冬夜，街上顯得特別寂寥。</w:t>
-      </w:r>
-    </w:p>
-    <w:p>
-      <w:pPr>
-        <w:pStyle w:val="a9"/>
-        <w:numPr>
-          <w:ilvl w:val="0"/>
-          <w:numId w:val="7"/>
-        </w:numPr>
-        <w:spacing w:line="360" w:lineRule="exact"/>
-        <w:ind w:leftChars="0"/>
-        <w:jc w:val="both"/>
+        <w:t>包含、蓄積在內部而不顯露出來。指詩句表面上是在描寫</w:t>
+      </w:r>
+      <w:r>
         <w:rPr>
           <w:rFonts w:ascii="標楷體" w:eastAsia="標楷體" w:hAnsi="標楷體"/>
           <w:sz w:val="28"/>
           <w:szCs w:val="28"/>
-        </w:rPr>
-      </w:pPr>
-      <w:r>
-        <w:rPr>
-          <w:rFonts w:ascii="標楷體" w:eastAsia="標楷體" w:hAnsi="標楷體" w:hint="eastAsia"/>
-          <w:sz w:val="28"/>
-          <w:szCs w:val="28"/>
-        </w:rPr>
-        <w:t>寂寞空虛。【例】妻子去世後，他的日子過得很寂寥。</w:t>
+          <w:u w:val="single"/>
+        </w:rPr>
+        <w:t>江南</w:t>
+      </w:r>
+      <w:r>
+        <w:rPr>
+          <w:rFonts w:ascii="標楷體" w:eastAsia="標楷體" w:hAnsi="標楷體"/>
+          <w:sz w:val="28"/>
+          <w:szCs w:val="28"/>
+        </w:rPr>
+        <w:t>三月的春景與長江流水，但實際上暗中包含了詩人對摯友深切的眷戀與無限的情感。</w:t>
       </w:r>
     </w:p>
     <w:p>
@@ -3159,7 +2373,7 @@
           <w:numId w:val="2"/>
         </w:numPr>
         <w:spacing w:line="360" w:lineRule="exact"/>
-        <w:ind w:leftChars="0"/>
+        <w:ind w:leftChars="0" w:left="284" w:hanging="284"/>
         <w:jc w:val="both"/>
         <w:rPr>
           <w:rFonts w:ascii="標楷體" w:eastAsia="標楷體" w:hAnsi="標楷體"/>
@@ -3173,68 +2387,53 @@
           <w:sz w:val="28"/>
           <w:szCs w:val="28"/>
         </w:rPr>
-        <w:t>蘊含</w:t>
-      </w:r>
-      <w:r>
-        <w:rPr>
-          <w:rFonts w:ascii="標楷體" w:eastAsia="標楷體" w:hAnsi="標楷體" w:hint="eastAsia"/>
-          <w:sz w:val="28"/>
-          <w:szCs w:val="28"/>
-        </w:rPr>
-        <w:t>：</w:t>
-      </w:r>
-      <w:r>
-        <w:rPr>
-          <w:rFonts w:ascii="標楷體" w:eastAsia="標楷體" w:hAnsi="標楷體" w:hint="eastAsia"/>
-          <w:sz w:val="28"/>
-          <w:szCs w:val="28"/>
-        </w:rPr>
-        <w:t>蘊藏包含。【例】張老師這番話蘊含許多的人生哲理，值得我們深思！</w:t>
-      </w:r>
-    </w:p>
-    <w:p>
-      <w:pPr>
-        <w:pStyle w:val="a9"/>
-        <w:numPr>
-          <w:ilvl w:val="0"/>
-          <w:numId w:val="2"/>
-        </w:numPr>
-        <w:spacing w:line="360" w:lineRule="exact"/>
-        <w:ind w:leftChars="0"/>
-        <w:jc w:val="both"/>
+        <w:t>眷戀：</w:t>
+      </w:r>
+      <w:r>
         <w:rPr>
           <w:rFonts w:ascii="標楷體" w:eastAsia="標楷體" w:hAnsi="標楷體"/>
           <w:sz w:val="28"/>
           <w:szCs w:val="28"/>
         </w:rPr>
-      </w:pPr>
-      <w:r>
-        <w:rPr>
-          <w:rFonts w:ascii="標楷體" w:eastAsia="標楷體" w:hAnsi="標楷體" w:hint="eastAsia"/>
-          <w:sz w:val="28"/>
-          <w:szCs w:val="28"/>
-        </w:rPr>
-        <w:t>眷戀：愛慕思戀。【例】他對亡故多年的愛妻，內心至今</w:t>
-      </w:r>
-      <w:r>
-        <w:rPr>
-          <w:rFonts w:ascii="標楷體" w:eastAsia="標楷體" w:hAnsi="標楷體" w:hint="eastAsia"/>
-          <w:sz w:val="28"/>
-          <w:szCs w:val="28"/>
-        </w:rPr>
-        <w:t>仍</w:t>
-      </w:r>
-      <w:r>
-        <w:rPr>
-          <w:rFonts w:ascii="標楷體" w:eastAsia="標楷體" w:hAnsi="標楷體" w:hint="eastAsia"/>
-          <w:sz w:val="28"/>
-          <w:szCs w:val="28"/>
-        </w:rPr>
-        <w:t>充滿眷戀的情意。</w:t>
+        <w:t>依戀、捨不得離開，對某人或某地充滿深厚的情感而難以割捨。形容</w:t>
+      </w:r>
+      <w:r>
+        <w:rPr>
+          <w:rFonts w:ascii="標楷體" w:eastAsia="標楷體" w:hAnsi="標楷體"/>
+          <w:sz w:val="28"/>
+          <w:szCs w:val="28"/>
+          <w:u w:val="single"/>
+        </w:rPr>
+        <w:t>李白</w:t>
+      </w:r>
+      <w:r>
+        <w:rPr>
+          <w:rFonts w:ascii="標楷體" w:eastAsia="標楷體" w:hAnsi="標楷體"/>
+          <w:sz w:val="28"/>
+          <w:szCs w:val="28"/>
+        </w:rPr>
+        <w:t>與</w:t>
+      </w:r>
+      <w:r>
+        <w:rPr>
+          <w:rFonts w:ascii="標楷體" w:eastAsia="標楷體" w:hAnsi="標楷體"/>
+          <w:sz w:val="28"/>
+          <w:szCs w:val="28"/>
+          <w:u w:val="single"/>
+        </w:rPr>
+        <w:t>孟浩然</w:t>
+      </w:r>
+      <w:r>
+        <w:rPr>
+          <w:rFonts w:ascii="標楷體" w:eastAsia="標楷體" w:hAnsi="標楷體"/>
+          <w:sz w:val="28"/>
+          <w:szCs w:val="28"/>
+        </w:rPr>
+        <w:t>深厚的友情，面對好友的遠行，詩人心中充滿了依依不捨與無限的牽掛。</w:t>
       </w:r>
     </w:p>
     <w:sectPr>
-      <w:footerReference w:type="default" r:id="rId7"/>
+      <w:footerReference w:type="default" r:id="rId8"/>
       <w:pgSz w:w="11906" w:h="16838"/>
       <w:pgMar w:top="567" w:right="1134" w:bottom="567" w:left="1134" w:header="567" w:footer="0" w:gutter="0"/>
       <w:cols w:space="425"/>
@@ -3245,7 +2444,7 @@
 </file>
 
 <file path=word/endnotes.xml><?xml version="1.0" encoding="utf-8"?>
-<w:endnotes xmlns:wpc="http://schemas.microsoft.com/office/word/2010/wordprocessingCanvas" xmlns:cx="http://schemas.microsoft.com/office/drawing/2014/chartex" xmlns:cx1="http://schemas.microsoft.com/office/drawing/2015/9/8/chartex" xmlns:cx2="http://schemas.microsoft.com/office/drawing/2015/10/21/chartex" xmlns:cx3="http://schemas.microsoft.com/office/drawing/2016/5/9/chartex" xmlns:cx4="http://schemas.microsoft.com/office/drawing/2016/5/10/chartex" xmlns:cx5="http://schemas.microsoft.com/office/drawing/2016/5/11/chartex" xmlns:cx6="http://schemas.microsoft.com/office/drawing/2016/5/12/chartex" xmlns:cx7="http://schemas.microsoft.com/office/drawing/2016/5/13/chartex" xmlns:cx8="http://schemas.microsoft.com/office/drawing/2016/5/14/chartex" xmlns:mc="http://schemas.openxmlformats.org/markup-compatibility/2006" xmlns:aink="http://schemas.microsoft.com/office/drawing/2016/ink" xmlns:am3d="http://schemas.microsoft.com/office/drawing/2017/model3d" xmlns:o="urn:schemas-microsoft-com:office:office" xmlns:r="http://schemas.openxmlformats.org/officeDocument/2006/relationships" xmlns:m="http://schemas.openxmlformats.org/officeDocument/2006/math" xmlns:v="urn:schemas-microsoft-com:vml" xmlns:wp14="http://schemas.microsoft.com/office/word/2010/wordprocessingDrawing" xmlns:wp="http://schemas.openxmlformats.org/drawingml/2006/wordprocessingDrawing" xmlns:w10="urn:schemas-microsoft-com:office:word" xmlns:w="http://schemas.openxmlformats.org/wordprocessingml/2006/main" xmlns:w14="http://schemas.microsoft.com/office/word/2010/wordml" xmlns:w15="http://schemas.microsoft.com/office/word/2012/wordml" xmlns:w16cex="http://schemas.microsoft.com/office/word/2018/wordml/cex" xmlns:w16cid="http://schemas.microsoft.com/office/word/2016/wordml/cid" xmlns:w16="http://schemas.microsoft.com/office/word/2018/wordml" xmlns:w16sdtdh="http://schemas.microsoft.com/office/word/2020/wordml/sdtdatahash" xmlns:w16se="http://schemas.microsoft.com/office/word/2015/wordml/symex" xmlns:wpg="http://schemas.microsoft.com/office/word/2010/wordprocessingGroup" xmlns:wpi="http://schemas.microsoft.com/office/word/2010/wordprocessingInk" xmlns:wne="http://schemas.microsoft.com/office/word/2006/wordml" xmlns:wps="http://schemas.microsoft.com/office/word/2010/wordprocessingShape" mc:Ignorable="w14 w15 w16se w16cid w16 w16cex w16sdtdh wp14">
+<w:endnotes xmlns:wpc="http://schemas.microsoft.com/office/word/2010/wordprocessingCanvas" xmlns:cx="http://schemas.microsoft.com/office/drawing/2014/chartex" xmlns:cx1="http://schemas.microsoft.com/office/drawing/2015/9/8/chartex" xmlns:cx2="http://schemas.microsoft.com/office/drawing/2015/10/21/chartex" xmlns:cx3="http://schemas.microsoft.com/office/drawing/2016/5/9/chartex" xmlns:cx4="http://schemas.microsoft.com/office/drawing/2016/5/10/chartex" xmlns:cx5="http://schemas.microsoft.com/office/drawing/2016/5/11/chartex" xmlns:cx6="http://schemas.microsoft.com/office/drawing/2016/5/12/chartex" xmlns:cx7="http://schemas.microsoft.com/office/drawing/2016/5/13/chartex" xmlns:cx8="http://schemas.microsoft.com/office/drawing/2016/5/14/chartex" xmlns:mc="http://schemas.openxmlformats.org/markup-compatibility/2006" xmlns:aink="http://schemas.microsoft.com/office/drawing/2016/ink" xmlns:am3d="http://schemas.microsoft.com/office/drawing/2017/model3d" xmlns:o="urn:schemas-microsoft-com:office:office" xmlns:oel="http://schemas.microsoft.com/office/2019/extlst" xmlns:r="http://schemas.openxmlformats.org/officeDocument/2006/relationships" xmlns:m="http://schemas.openxmlformats.org/officeDocument/2006/math" xmlns:v="urn:schemas-microsoft-com:vml" xmlns:wp14="http://schemas.microsoft.com/office/word/2010/wordprocessingDrawing" xmlns:wp="http://schemas.openxmlformats.org/drawingml/2006/wordprocessingDrawing" xmlns:w10="urn:schemas-microsoft-com:office:word" xmlns:w="http://schemas.openxmlformats.org/wordprocessingml/2006/main" xmlns:w14="http://schemas.microsoft.com/office/word/2010/wordml" xmlns:w15="http://schemas.microsoft.com/office/word/2012/wordml" xmlns:w16cex="http://schemas.microsoft.com/office/word/2018/wordml/cex" xmlns:w16cid="http://schemas.microsoft.com/office/word/2016/wordml/cid" xmlns:w16="http://schemas.microsoft.com/office/word/2018/wordml" xmlns:w16du="http://schemas.microsoft.com/office/word/2023/wordml/word16du" xmlns:w16sdtdh="http://schemas.microsoft.com/office/word/2020/wordml/sdtdatahash" xmlns:w16sdtfl="http://schemas.microsoft.com/office/word/2024/wordml/sdtformatlock" xmlns:w16se="http://schemas.microsoft.com/office/word/2015/wordml/symex" xmlns:wpg="http://schemas.microsoft.com/office/word/2010/wordprocessingGroup" xmlns:wpi="http://schemas.microsoft.com/office/word/2010/wordprocessingInk" xmlns:wne="http://schemas.microsoft.com/office/word/2006/wordml" xmlns:wps="http://schemas.microsoft.com/office/word/2010/wordprocessingShape" mc:Ignorable="w14 w15 w16se w16cid w16 w16cex w16sdtdh w16sdtfl w16du wp14">
   <w:endnote w:type="separator" w:id="-1">
     <w:p>
       <w:r>
@@ -3264,7 +2463,7 @@
 </file>
 
 <file path=word/footer1.xml><?xml version="1.0" encoding="utf-8"?>
-<w:ftr xmlns:wpc="http://schemas.microsoft.com/office/word/2010/wordprocessingCanvas" xmlns:cx="http://schemas.microsoft.com/office/drawing/2014/chartex" xmlns:cx1="http://schemas.microsoft.com/office/drawing/2015/9/8/chartex" xmlns:cx2="http://schemas.microsoft.com/office/drawing/2015/10/21/chartex" xmlns:cx3="http://schemas.microsoft.com/office/drawing/2016/5/9/chartex" xmlns:cx4="http://schemas.microsoft.com/office/drawing/2016/5/10/chartex" xmlns:cx5="http://schemas.microsoft.com/office/drawing/2016/5/11/chartex" xmlns:cx6="http://schemas.microsoft.com/office/drawing/2016/5/12/chartex" xmlns:cx7="http://schemas.microsoft.com/office/drawing/2016/5/13/chartex" xmlns:cx8="http://schemas.microsoft.com/office/drawing/2016/5/14/chartex" xmlns:mc="http://schemas.openxmlformats.org/markup-compatibility/2006" xmlns:aink="http://schemas.microsoft.com/office/drawing/2016/ink" xmlns:am3d="http://schemas.microsoft.com/office/drawing/2017/model3d" xmlns:o="urn:schemas-microsoft-com:office:office" xmlns:r="http://schemas.openxmlformats.org/officeDocument/2006/relationships" xmlns:m="http://schemas.openxmlformats.org/officeDocument/2006/math" xmlns:v="urn:schemas-microsoft-com:vml" xmlns:wp14="http://schemas.microsoft.com/office/word/2010/wordprocessingDrawing" xmlns:wp="http://schemas.openxmlformats.org/drawingml/2006/wordprocessingDrawing" xmlns:w10="urn:schemas-microsoft-com:office:word" xmlns:w="http://schemas.openxmlformats.org/wordprocessingml/2006/main" xmlns:w14="http://schemas.microsoft.com/office/word/2010/wordml" xmlns:w15="http://schemas.microsoft.com/office/word/2012/wordml" xmlns:w16cex="http://schemas.microsoft.com/office/word/2018/wordml/cex" xmlns:w16cid="http://schemas.microsoft.com/office/word/2016/wordml/cid" xmlns:w16="http://schemas.microsoft.com/office/word/2018/wordml" xmlns:w16sdtdh="http://schemas.microsoft.com/office/word/2020/wordml/sdtdatahash" xmlns:w16se="http://schemas.microsoft.com/office/word/2015/wordml/symex" xmlns:wpg="http://schemas.microsoft.com/office/word/2010/wordprocessingGroup" xmlns:wpi="http://schemas.microsoft.com/office/word/2010/wordprocessingInk" xmlns:wne="http://schemas.microsoft.com/office/word/2006/wordml" xmlns:wps="http://schemas.microsoft.com/office/word/2010/wordprocessingShape" mc:Ignorable="w14 w15 w16se w16cid w16 w16cex w16sdtdh wp14">
+<w:ftr xmlns:wpc="http://schemas.microsoft.com/office/word/2010/wordprocessingCanvas" xmlns:cx="http://schemas.microsoft.com/office/drawing/2014/chartex" xmlns:cx1="http://schemas.microsoft.com/office/drawing/2015/9/8/chartex" xmlns:cx2="http://schemas.microsoft.com/office/drawing/2015/10/21/chartex" xmlns:cx3="http://schemas.microsoft.com/office/drawing/2016/5/9/chartex" xmlns:cx4="http://schemas.microsoft.com/office/drawing/2016/5/10/chartex" xmlns:cx5="http://schemas.microsoft.com/office/drawing/2016/5/11/chartex" xmlns:cx6="http://schemas.microsoft.com/office/drawing/2016/5/12/chartex" xmlns:cx7="http://schemas.microsoft.com/office/drawing/2016/5/13/chartex" xmlns:cx8="http://schemas.microsoft.com/office/drawing/2016/5/14/chartex" xmlns:mc="http://schemas.openxmlformats.org/markup-compatibility/2006" xmlns:aink="http://schemas.microsoft.com/office/drawing/2016/ink" xmlns:am3d="http://schemas.microsoft.com/office/drawing/2017/model3d" xmlns:o="urn:schemas-microsoft-com:office:office" xmlns:oel="http://schemas.microsoft.com/office/2019/extlst" xmlns:r="http://schemas.openxmlformats.org/officeDocument/2006/relationships" xmlns:m="http://schemas.openxmlformats.org/officeDocument/2006/math" xmlns:v="urn:schemas-microsoft-com:vml" xmlns:wp14="http://schemas.microsoft.com/office/word/2010/wordprocessingDrawing" xmlns:wp="http://schemas.openxmlformats.org/drawingml/2006/wordprocessingDrawing" xmlns:w10="urn:schemas-microsoft-com:office:word" xmlns:w="http://schemas.openxmlformats.org/wordprocessingml/2006/main" xmlns:w14="http://schemas.microsoft.com/office/word/2010/wordml" xmlns:w15="http://schemas.microsoft.com/office/word/2012/wordml" xmlns:w16cex="http://schemas.microsoft.com/office/word/2018/wordml/cex" xmlns:w16cid="http://schemas.microsoft.com/office/word/2016/wordml/cid" xmlns:w16="http://schemas.microsoft.com/office/word/2018/wordml" xmlns:w16du="http://schemas.microsoft.com/office/word/2023/wordml/word16du" xmlns:w16sdtdh="http://schemas.microsoft.com/office/word/2020/wordml/sdtdatahash" xmlns:w16sdtfl="http://schemas.microsoft.com/office/word/2024/wordml/sdtformatlock" xmlns:w16se="http://schemas.microsoft.com/office/word/2015/wordml/symex" xmlns:wpg="http://schemas.microsoft.com/office/word/2010/wordprocessingGroup" xmlns:wpi="http://schemas.microsoft.com/office/word/2010/wordprocessingInk" xmlns:wne="http://schemas.microsoft.com/office/word/2006/wordml" xmlns:wps="http://schemas.microsoft.com/office/word/2010/wordprocessingShape" mc:Ignorable="w14 w15 w16se w16cid w16 w16cex w16sdtdh w16sdtfl w16du wp14">
   <w:sdt>
     <w:sdtPr>
       <w:id w:val="-2138867793"/>
@@ -3273,7 +2472,6 @@
         <w:docPartUnique/>
       </w:docPartObj>
     </w:sdtPr>
-    <w:sdtEndPr/>
     <w:sdtContent>
       <w:p>
         <w:pPr>
@@ -3316,7 +2514,7 @@
 </file>
 
 <file path=word/footnotes.xml><?xml version="1.0" encoding="utf-8"?>
-<w:footnotes xmlns:wpc="http://schemas.microsoft.com/office/word/2010/wordprocessingCanvas" xmlns:cx="http://schemas.microsoft.com/office/drawing/2014/chartex" xmlns:cx1="http://schemas.microsoft.com/office/drawing/2015/9/8/chartex" xmlns:cx2="http://schemas.microsoft.com/office/drawing/2015/10/21/chartex" xmlns:cx3="http://schemas.microsoft.com/office/drawing/2016/5/9/chartex" xmlns:cx4="http://schemas.microsoft.com/office/drawing/2016/5/10/chartex" xmlns:cx5="http://schemas.microsoft.com/office/drawing/2016/5/11/chartex" xmlns:cx6="http://schemas.microsoft.com/office/drawing/2016/5/12/chartex" xmlns:cx7="http://schemas.microsoft.com/office/drawing/2016/5/13/chartex" xmlns:cx8="http://schemas.microsoft.com/office/drawing/2016/5/14/chartex" xmlns:mc="http://schemas.openxmlformats.org/markup-compatibility/2006" xmlns:aink="http://schemas.microsoft.com/office/drawing/2016/ink" xmlns:am3d="http://schemas.microsoft.com/office/drawing/2017/model3d" xmlns:o="urn:schemas-microsoft-com:office:office" xmlns:r="http://schemas.openxmlformats.org/officeDocument/2006/relationships" xmlns:m="http://schemas.openxmlformats.org/officeDocument/2006/math" xmlns:v="urn:schemas-microsoft-com:vml" xmlns:wp14="http://schemas.microsoft.com/office/word/2010/wordprocessingDrawing" xmlns:wp="http://schemas.openxmlformats.org/drawingml/2006/wordprocessingDrawing" xmlns:w10="urn:schemas-microsoft-com:office:word" xmlns:w="http://schemas.openxmlformats.org/wordprocessingml/2006/main" xmlns:w14="http://schemas.microsoft.com/office/word/2010/wordml" xmlns:w15="http://schemas.microsoft.com/office/word/2012/wordml" xmlns:w16cex="http://schemas.microsoft.com/office/word/2018/wordml/cex" xmlns:w16cid="http://schemas.microsoft.com/office/word/2016/wordml/cid" xmlns:w16="http://schemas.microsoft.com/office/word/2018/wordml" xmlns:w16sdtdh="http://schemas.microsoft.com/office/word/2020/wordml/sdtdatahash" xmlns:w16se="http://schemas.microsoft.com/office/word/2015/wordml/symex" xmlns:wpg="http://schemas.microsoft.com/office/word/2010/wordprocessingGroup" xmlns:wpi="http://schemas.microsoft.com/office/word/2010/wordprocessingInk" xmlns:wne="http://schemas.microsoft.com/office/word/2006/wordml" xmlns:wps="http://schemas.microsoft.com/office/word/2010/wordprocessingShape" mc:Ignorable="w14 w15 w16se w16cid w16 w16cex w16sdtdh wp14">
+<w:footnotes xmlns:wpc="http://schemas.microsoft.com/office/word/2010/wordprocessingCanvas" xmlns:cx="http://schemas.microsoft.com/office/drawing/2014/chartex" xmlns:cx1="http://schemas.microsoft.com/office/drawing/2015/9/8/chartex" xmlns:cx2="http://schemas.microsoft.com/office/drawing/2015/10/21/chartex" xmlns:cx3="http://schemas.microsoft.com/office/drawing/2016/5/9/chartex" xmlns:cx4="http://schemas.microsoft.com/office/drawing/2016/5/10/chartex" xmlns:cx5="http://schemas.microsoft.com/office/drawing/2016/5/11/chartex" xmlns:cx6="http://schemas.microsoft.com/office/drawing/2016/5/12/chartex" xmlns:cx7="http://schemas.microsoft.com/office/drawing/2016/5/13/chartex" xmlns:cx8="http://schemas.microsoft.com/office/drawing/2016/5/14/chartex" xmlns:mc="http://schemas.openxmlformats.org/markup-compatibility/2006" xmlns:aink="http://schemas.microsoft.com/office/drawing/2016/ink" xmlns:am3d="http://schemas.microsoft.com/office/drawing/2017/model3d" xmlns:o="urn:schemas-microsoft-com:office:office" xmlns:oel="http://schemas.microsoft.com/office/2019/extlst" xmlns:r="http://schemas.openxmlformats.org/officeDocument/2006/relationships" xmlns:m="http://schemas.openxmlformats.org/officeDocument/2006/math" xmlns:v="urn:schemas-microsoft-com:vml" xmlns:wp14="http://schemas.microsoft.com/office/word/2010/wordprocessingDrawing" xmlns:wp="http://schemas.openxmlformats.org/drawingml/2006/wordprocessingDrawing" xmlns:w10="urn:schemas-microsoft-com:office:word" xmlns:w="http://schemas.openxmlformats.org/wordprocessingml/2006/main" xmlns:w14="http://schemas.microsoft.com/office/word/2010/wordml" xmlns:w15="http://schemas.microsoft.com/office/word/2012/wordml" xmlns:w16cex="http://schemas.microsoft.com/office/word/2018/wordml/cex" xmlns:w16cid="http://schemas.microsoft.com/office/word/2016/wordml/cid" xmlns:w16="http://schemas.microsoft.com/office/word/2018/wordml" xmlns:w16du="http://schemas.microsoft.com/office/word/2023/wordml/word16du" xmlns:w16sdtdh="http://schemas.microsoft.com/office/word/2020/wordml/sdtdatahash" xmlns:w16sdtfl="http://schemas.microsoft.com/office/word/2024/wordml/sdtformatlock" xmlns:w16se="http://schemas.microsoft.com/office/word/2015/wordml/symex" xmlns:wpg="http://schemas.microsoft.com/office/word/2010/wordprocessingGroup" xmlns:wpi="http://schemas.microsoft.com/office/word/2010/wordprocessingInk" xmlns:wne="http://schemas.microsoft.com/office/word/2006/wordml" xmlns:wps="http://schemas.microsoft.com/office/word/2010/wordprocessingShape" mc:Ignorable="w14 w15 w16se w16cid w16 w16cex w16sdtdh w16sdtfl w16du wp14">
   <w:footnote w:type="separator" w:id="-1">
     <w:p>
       <w:r>
@@ -3335,7 +2533,7 @@
 </file>
 
 <file path=word/numbering.xml><?xml version="1.0" encoding="utf-8"?>
-<w:numbering xmlns:wpc="http://schemas.microsoft.com/office/word/2010/wordprocessingCanvas" xmlns:cx="http://schemas.microsoft.com/office/drawing/2014/chartex" xmlns:cx1="http://schemas.microsoft.com/office/drawing/2015/9/8/chartex" xmlns:cx2="http://schemas.microsoft.com/office/drawing/2015/10/21/chartex" xmlns:cx3="http://schemas.microsoft.com/office/drawing/2016/5/9/chartex" xmlns:cx4="http://schemas.microsoft.com/office/drawing/2016/5/10/chartex" xmlns:cx5="http://schemas.microsoft.com/office/drawing/2016/5/11/chartex" xmlns:cx6="http://schemas.microsoft.com/office/drawing/2016/5/12/chartex" xmlns:cx7="http://schemas.microsoft.com/office/drawing/2016/5/13/chartex" xmlns:cx8="http://schemas.microsoft.com/office/drawing/2016/5/14/chartex" xmlns:mc="http://schemas.openxmlformats.org/markup-compatibility/2006" xmlns:aink="http://schemas.microsoft.com/office/drawing/2016/ink" xmlns:am3d="http://schemas.microsoft.com/office/drawing/2017/model3d" xmlns:o="urn:schemas-microsoft-com:office:office" xmlns:r="http://schemas.openxmlformats.org/officeDocument/2006/relationships" xmlns:m="http://schemas.openxmlformats.org/officeDocument/2006/math" xmlns:v="urn:schemas-microsoft-com:vml" xmlns:wp14="http://schemas.microsoft.com/office/word/2010/wordprocessingDrawing" xmlns:wp="http://schemas.openxmlformats.org/drawingml/2006/wordprocessingDrawing" xmlns:w10="urn:schemas-microsoft-com:office:word" xmlns:w="http://schemas.openxmlformats.org/wordprocessingml/2006/main" xmlns:w14="http://schemas.microsoft.com/office/word/2010/wordml" xmlns:w15="http://schemas.microsoft.com/office/word/2012/wordml" xmlns:w16cex="http://schemas.microsoft.com/office/word/2018/wordml/cex" xmlns:w16cid="http://schemas.microsoft.com/office/word/2016/wordml/cid" xmlns:w16="http://schemas.microsoft.com/office/word/2018/wordml" xmlns:w16sdtdh="http://schemas.microsoft.com/office/word/2020/wordml/sdtdatahash" xmlns:w16se="http://schemas.microsoft.com/office/word/2015/wordml/symex" xmlns:wpg="http://schemas.microsoft.com/office/word/2010/wordprocessingGroup" xmlns:wpi="http://schemas.microsoft.com/office/word/2010/wordprocessingInk" xmlns:wne="http://schemas.microsoft.com/office/word/2006/wordml" xmlns:wps="http://schemas.microsoft.com/office/word/2010/wordprocessingShape" mc:Ignorable="w14 w15 w16se w16cid w16 w16cex w16sdtdh wp14">
+<w:numbering xmlns:wpc="http://schemas.microsoft.com/office/word/2010/wordprocessingCanvas" xmlns:cx="http://schemas.microsoft.com/office/drawing/2014/chartex" xmlns:cx1="http://schemas.microsoft.com/office/drawing/2015/9/8/chartex" xmlns:cx2="http://schemas.microsoft.com/office/drawing/2015/10/21/chartex" xmlns:cx3="http://schemas.microsoft.com/office/drawing/2016/5/9/chartex" xmlns:cx4="http://schemas.microsoft.com/office/drawing/2016/5/10/chartex" xmlns:cx5="http://schemas.microsoft.com/office/drawing/2016/5/11/chartex" xmlns:cx6="http://schemas.microsoft.com/office/drawing/2016/5/12/chartex" xmlns:cx7="http://schemas.microsoft.com/office/drawing/2016/5/13/chartex" xmlns:cx8="http://schemas.microsoft.com/office/drawing/2016/5/14/chartex" xmlns:mc="http://schemas.openxmlformats.org/markup-compatibility/2006" xmlns:aink="http://schemas.microsoft.com/office/drawing/2016/ink" xmlns:am3d="http://schemas.microsoft.com/office/drawing/2017/model3d" xmlns:o="urn:schemas-microsoft-com:office:office" xmlns:oel="http://schemas.microsoft.com/office/2019/extlst" xmlns:r="http://schemas.openxmlformats.org/officeDocument/2006/relationships" xmlns:m="http://schemas.openxmlformats.org/officeDocument/2006/math" xmlns:v="urn:schemas-microsoft-com:vml" xmlns:wp14="http://schemas.microsoft.com/office/word/2010/wordprocessingDrawing" xmlns:wp="http://schemas.openxmlformats.org/drawingml/2006/wordprocessingDrawing" xmlns:w10="urn:schemas-microsoft-com:office:word" xmlns:w="http://schemas.openxmlformats.org/wordprocessingml/2006/main" xmlns:w14="http://schemas.microsoft.com/office/word/2010/wordml" xmlns:w15="http://schemas.microsoft.com/office/word/2012/wordml" xmlns:w16cex="http://schemas.microsoft.com/office/word/2018/wordml/cex" xmlns:w16cid="http://schemas.microsoft.com/office/word/2016/wordml/cid" xmlns:w16="http://schemas.microsoft.com/office/word/2018/wordml" xmlns:w16du="http://schemas.microsoft.com/office/word/2023/wordml/word16du" xmlns:w16sdtdh="http://schemas.microsoft.com/office/word/2020/wordml/sdtdatahash" xmlns:w16sdtfl="http://schemas.microsoft.com/office/word/2024/wordml/sdtformatlock" xmlns:w16se="http://schemas.microsoft.com/office/word/2015/wordml/symex" xmlns:wpg="http://schemas.microsoft.com/office/word/2010/wordprocessingGroup" xmlns:wpi="http://schemas.microsoft.com/office/word/2010/wordprocessingInk" xmlns:wne="http://schemas.microsoft.com/office/word/2006/wordml" xmlns:wps="http://schemas.microsoft.com/office/word/2010/wordprocessingShape" mc:Ignorable="w14 w15 w16se w16cid w16 w16cex w16sdtdh w16sdtfl w16du wp14">
   <w:abstractNum w:abstractNumId="0" w15:restartNumberingAfterBreak="0">
     <w:nsid w:val="1B206406"/>
     <w:multiLevelType w:val="hybridMultilevel"/>
@@ -4073,32 +3271,32 @@
       </w:rPr>
     </w:lvl>
   </w:abstractNum>
-  <w:num w:numId="1">
+  <w:num w:numId="1" w16cid:durableId="1141339865">
     <w:abstractNumId w:val="3"/>
   </w:num>
-  <w:num w:numId="2">
+  <w:num w:numId="2" w16cid:durableId="898325514">
     <w:abstractNumId w:val="1"/>
   </w:num>
-  <w:num w:numId="3">
+  <w:num w:numId="3" w16cid:durableId="1806578705">
     <w:abstractNumId w:val="6"/>
   </w:num>
-  <w:num w:numId="4">
+  <w:num w:numId="4" w16cid:durableId="2143962178">
     <w:abstractNumId w:val="5"/>
   </w:num>
-  <w:num w:numId="5">
+  <w:num w:numId="5" w16cid:durableId="833447373">
     <w:abstractNumId w:val="0"/>
   </w:num>
-  <w:num w:numId="6">
+  <w:num w:numId="6" w16cid:durableId="347024172">
     <w:abstractNumId w:val="4"/>
   </w:num>
-  <w:num w:numId="7">
+  <w:num w:numId="7" w16cid:durableId="1922135257">
     <w:abstractNumId w:val="2"/>
   </w:num>
 </w:numbering>
 </file>
 
 <file path=word/styles.xml><?xml version="1.0" encoding="utf-8"?>
-<w:styles xmlns:mc="http://schemas.openxmlformats.org/markup-compatibility/2006" xmlns:r="http://schemas.openxmlformats.org/officeDocument/2006/relationships" xmlns:w="http://schemas.openxmlformats.org/wordprocessingml/2006/main" xmlns:w14="http://schemas.microsoft.com/office/word/2010/wordml" xmlns:w15="http://schemas.microsoft.com/office/word/2012/wordml" xmlns:w16cex="http://schemas.microsoft.com/office/word/2018/wordml/cex" xmlns:w16cid="http://schemas.microsoft.com/office/word/2016/wordml/cid" xmlns:w16="http://schemas.microsoft.com/office/word/2018/wordml" xmlns:w16sdtdh="http://schemas.microsoft.com/office/word/2020/wordml/sdtdatahash" xmlns:w16se="http://schemas.microsoft.com/office/word/2015/wordml/symex" mc:Ignorable="w14 w15 w16se w16cid w16 w16cex w16sdtdh">
+<w:styles xmlns:mc="http://schemas.openxmlformats.org/markup-compatibility/2006" xmlns:r="http://schemas.openxmlformats.org/officeDocument/2006/relationships" xmlns:w="http://schemas.openxmlformats.org/wordprocessingml/2006/main" xmlns:w14="http://schemas.microsoft.com/office/word/2010/wordml" xmlns:w15="http://schemas.microsoft.com/office/word/2012/wordml" xmlns:w16cex="http://schemas.microsoft.com/office/word/2018/wordml/cex" xmlns:w16cid="http://schemas.microsoft.com/office/word/2016/wordml/cid" xmlns:w16="http://schemas.microsoft.com/office/word/2018/wordml" xmlns:w16du="http://schemas.microsoft.com/office/word/2023/wordml/word16du" xmlns:w16sdtdh="http://schemas.microsoft.com/office/word/2020/wordml/sdtdatahash" xmlns:w16sdtfl="http://schemas.microsoft.com/office/word/2024/wordml/sdtformatlock" xmlns:w16se="http://schemas.microsoft.com/office/word/2015/wordml/symex" mc:Ignorable="w14 w15 w16se w16cid w16 w16cex w16sdtdh w16sdtfl w16du">
   <w:docDefaults>
     <w:rPrDefault>
       <w:rPr>
